--- a/9 семестр/ЗИ от утечки по техническим каналам связи/Практики/Практика 1/ГусьИнфоЗащита_ВКБ52_ПЗ1.docx
+++ b/9 семестр/ЗИ от утечки по техническим каналам связи/Практики/Практика 1/ГусьИнфоЗащита_ВКБ52_ПЗ1.docx
@@ -1300,31 +1300,7 @@
                 <w:lang w:val="ru-RU"/>
                 <w14:ligatures w14:val="standardContextual"/>
               </w:rPr>
-              <w:t xml:space="preserve">Помещения, оборудование, процедуры, записка и данные для </w:t>
-            </w:r>
-            <w:proofErr w:type="spellStart"/>
-            <w:r>
-              <w:rPr>
-                <w:rFonts w:cs="Times New Roman"/>
-                <w:kern w:val="2"/>
-                <w:sz w:val="24"/>
-                <w:szCs w:val="24"/>
-                <w:lang w:val="ru-RU"/>
-                <w14:ligatures w14:val="standardContextual"/>
-              </w:rPr>
-              <w:t>Visio</w:t>
-            </w:r>
-            <w:proofErr w:type="spellEnd"/>
-            <w:r>
-              <w:rPr>
-                <w:rFonts w:cs="Times New Roman"/>
-                <w:kern w:val="2"/>
-                <w:sz w:val="24"/>
-                <w:szCs w:val="24"/>
-                <w:lang w:val="ru-RU"/>
-                <w14:ligatures w14:val="standardContextual"/>
-              </w:rPr>
-              <w:t>.</w:t>
+              <w:t>Помещения, оборудование, процедуры, записка и данные для Visio.</w:t>
             </w:r>
           </w:p>
         </w:tc>
@@ -1590,47 +1566,13 @@
         </w:rPr>
         <w:t xml:space="preserve"> </w:t>
       </w:r>
-      <w:proofErr w:type="spellStart"/>
       <w:r>
         <w:rPr>
           <w:rFonts w:ascii="Times New Roman" w:eastAsia="Times New Roman" w:hAnsi="Times New Roman"/>
           <w:bCs w:val="0"/>
         </w:rPr>
-        <w:t>Результат</w:t>
-      </w:r>
-      <w:proofErr w:type="spellEnd"/>
-      <w:r>
-        <w:rPr>
-          <w:rFonts w:ascii="Times New Roman" w:eastAsia="Times New Roman" w:hAnsi="Times New Roman"/>
-          <w:bCs w:val="0"/>
-        </w:rPr>
-        <w:t xml:space="preserve"> </w:t>
-      </w:r>
-      <w:proofErr w:type="spellStart"/>
-      <w:r>
-        <w:rPr>
-          <w:rFonts w:ascii="Times New Roman" w:eastAsia="Times New Roman" w:hAnsi="Times New Roman"/>
-          <w:bCs w:val="0"/>
-        </w:rPr>
-        <w:t>работы</w:t>
-      </w:r>
-      <w:proofErr w:type="spellEnd"/>
-      <w:r>
-        <w:rPr>
-          <w:rFonts w:ascii="Times New Roman" w:eastAsia="Times New Roman" w:hAnsi="Times New Roman"/>
-          <w:bCs w:val="0"/>
-        </w:rPr>
-        <w:t xml:space="preserve"> </w:t>
-      </w:r>
-      <w:proofErr w:type="spellStart"/>
-      <w:r>
-        <w:rPr>
-          <w:rFonts w:ascii="Times New Roman" w:eastAsia="Times New Roman" w:hAnsi="Times New Roman"/>
-          <w:bCs w:val="0"/>
-        </w:rPr>
-        <w:t>юриста</w:t>
-      </w:r>
-      <w:proofErr w:type="spellEnd"/>
+        <w:t>Результат работы юриста</w:t>
+      </w:r>
     </w:p>
     <w:p>
       <w:pPr>
@@ -1744,33 +1686,11 @@
               <w:spacing w:after="0" w:line="240" w:lineRule="auto"/>
               <w:jc w:val="center"/>
             </w:pPr>
-            <w:proofErr w:type="spellStart"/>
             <w:r>
               <w:rPr>
                 <w:sz w:val="20"/>
               </w:rPr>
-              <w:t>Федеральный</w:t>
-            </w:r>
-            <w:proofErr w:type="spellEnd"/>
-            <w:r>
-              <w:rPr>
-                <w:sz w:val="20"/>
-              </w:rPr>
-              <w:t xml:space="preserve"> </w:t>
-            </w:r>
-            <w:proofErr w:type="spellStart"/>
-            <w:r>
-              <w:rPr>
-                <w:sz w:val="20"/>
-              </w:rPr>
-              <w:t>закон</w:t>
-            </w:r>
-            <w:proofErr w:type="spellEnd"/>
-            <w:r>
-              <w:rPr>
-                <w:sz w:val="20"/>
-              </w:rPr>
-              <w:t xml:space="preserve"> № 99-ФЗ</w:t>
+              <w:t>Федеральный закон № 99-ФЗ</w:t>
             </w:r>
           </w:p>
         </w:tc>
@@ -1822,33 +1742,11 @@
               <w:spacing w:after="0" w:line="240" w:lineRule="auto"/>
               <w:jc w:val="center"/>
             </w:pPr>
-            <w:proofErr w:type="spellStart"/>
             <w:r>
               <w:rPr>
                 <w:sz w:val="20"/>
               </w:rPr>
-              <w:t>Постановление</w:t>
-            </w:r>
-            <w:proofErr w:type="spellEnd"/>
-            <w:r>
-              <w:rPr>
-                <w:sz w:val="20"/>
-              </w:rPr>
-              <w:t xml:space="preserve"> </w:t>
-            </w:r>
-            <w:proofErr w:type="spellStart"/>
-            <w:r>
-              <w:rPr>
-                <w:sz w:val="20"/>
-              </w:rPr>
-              <w:t>Правительства</w:t>
-            </w:r>
-            <w:proofErr w:type="spellEnd"/>
-            <w:r>
-              <w:rPr>
-                <w:sz w:val="20"/>
-              </w:rPr>
-              <w:t xml:space="preserve"> РФ № 79</w:t>
+              <w:t>Постановление Правительства РФ № 79</w:t>
             </w:r>
           </w:p>
         </w:tc>
@@ -1900,33 +1798,11 @@
               <w:spacing w:after="0" w:line="240" w:lineRule="auto"/>
               <w:jc w:val="center"/>
             </w:pPr>
-            <w:proofErr w:type="spellStart"/>
             <w:r>
               <w:rPr>
                 <w:sz w:val="20"/>
               </w:rPr>
-              <w:t>Приказ</w:t>
-            </w:r>
-            <w:proofErr w:type="spellEnd"/>
-            <w:r>
-              <w:rPr>
-                <w:sz w:val="20"/>
-              </w:rPr>
-              <w:t xml:space="preserve"> ФСТЭК </w:t>
-            </w:r>
-            <w:proofErr w:type="spellStart"/>
-            <w:r>
-              <w:rPr>
-                <w:sz w:val="20"/>
-              </w:rPr>
-              <w:t>России</w:t>
-            </w:r>
-            <w:proofErr w:type="spellEnd"/>
-            <w:r>
-              <w:rPr>
-                <w:sz w:val="20"/>
-              </w:rPr>
-              <w:t xml:space="preserve"> № 3</w:t>
+              <w:t>Приказ ФСТЭК России № 3</w:t>
             </w:r>
           </w:p>
         </w:tc>
@@ -1978,33 +1854,11 @@
               <w:spacing w:after="0" w:line="240" w:lineRule="auto"/>
               <w:jc w:val="center"/>
             </w:pPr>
-            <w:proofErr w:type="spellStart"/>
             <w:r>
               <w:rPr>
                 <w:sz w:val="20"/>
               </w:rPr>
-              <w:t>Приказ</w:t>
-            </w:r>
-            <w:proofErr w:type="spellEnd"/>
-            <w:r>
-              <w:rPr>
-                <w:sz w:val="20"/>
-              </w:rPr>
-              <w:t xml:space="preserve"> ФСТЭК </w:t>
-            </w:r>
-            <w:proofErr w:type="spellStart"/>
-            <w:r>
-              <w:rPr>
-                <w:sz w:val="20"/>
-              </w:rPr>
-              <w:t>России</w:t>
-            </w:r>
-            <w:proofErr w:type="spellEnd"/>
-            <w:r>
-              <w:rPr>
-                <w:sz w:val="20"/>
-              </w:rPr>
-              <w:t xml:space="preserve"> № 206</w:t>
+              <w:t>Приказ ФСТЭК России № 206</w:t>
             </w:r>
           </w:p>
         </w:tc>
@@ -2056,33 +1910,11 @@
               <w:spacing w:after="0" w:line="240" w:lineRule="auto"/>
               <w:jc w:val="center"/>
             </w:pPr>
-            <w:proofErr w:type="spellStart"/>
             <w:r>
               <w:rPr>
                 <w:sz w:val="20"/>
               </w:rPr>
-              <w:t>Постановление</w:t>
-            </w:r>
-            <w:proofErr w:type="spellEnd"/>
-            <w:r>
-              <w:rPr>
-                <w:sz w:val="20"/>
-              </w:rPr>
-              <w:t xml:space="preserve"> </w:t>
-            </w:r>
-            <w:proofErr w:type="spellStart"/>
-            <w:r>
-              <w:rPr>
-                <w:sz w:val="20"/>
-              </w:rPr>
-              <w:t>Правительства</w:t>
-            </w:r>
-            <w:proofErr w:type="spellEnd"/>
-            <w:r>
-              <w:rPr>
-                <w:sz w:val="20"/>
-              </w:rPr>
-              <w:t xml:space="preserve"> РФ № 353</w:t>
+              <w:t>Постановление Правительства РФ № 353</w:t>
             </w:r>
           </w:p>
         </w:tc>
@@ -2153,37 +1985,8 @@
         </w:rPr>
         <w:t xml:space="preserve">Проверка выполнена по пункту 8 Положения № 79. Основу пакета составляют заявление, опись и восемь приложений к форме заявления. </w:t>
       </w:r>
-      <w:proofErr w:type="spellStart"/>
-      <w:r>
-        <w:t>Дополнительные</w:t>
-      </w:r>
-      <w:proofErr w:type="spellEnd"/>
-      <w:r>
-        <w:t xml:space="preserve"> </w:t>
-      </w:r>
-      <w:proofErr w:type="spellStart"/>
-      <w:r>
-        <w:t>материалы</w:t>
-      </w:r>
-      <w:proofErr w:type="spellEnd"/>
-      <w:r>
-        <w:t xml:space="preserve"> </w:t>
-      </w:r>
-      <w:proofErr w:type="spellStart"/>
-      <w:r>
-        <w:t>подтверждают</w:t>
-      </w:r>
-      <w:proofErr w:type="spellEnd"/>
-      <w:r>
-        <w:t xml:space="preserve"> </w:t>
-      </w:r>
-      <w:proofErr w:type="spellStart"/>
-      <w:r>
-        <w:t>кадровые</w:t>
-      </w:r>
-      <w:proofErr w:type="spellEnd"/>
-      <w:r>
-        <w:t>, имущественные и технические сведения.</w:t>
+      <w:r>
+        <w:t>Дополнительные материалы подтверждают кадровые, имущественные и технические сведения.</w:t>
       </w:r>
     </w:p>
     <w:tbl>
@@ -2335,7 +2138,20 @@
               <w:rPr>
                 <w:sz w:val="18"/>
               </w:rPr>
-              <w:t>Файлы № 1 и № 31.</w:t>
+              <w:t>Файлы № 1 и № 1</w:t>
+            </w:r>
+            <w:r>
+              <w:rPr>
+                <w:sz w:val="18"/>
+                <w:lang w:val="ru-RU"/>
+              </w:rPr>
+              <w:t>3</w:t>
+            </w:r>
+            <w:r>
+              <w:rPr>
+                <w:sz w:val="18"/>
+              </w:rPr>
+              <w:t>.</w:t>
             </w:r>
           </w:p>
         </w:tc>
@@ -2462,14 +2278,12 @@
               <w:spacing w:after="0" w:line="240" w:lineRule="auto"/>
               <w:jc w:val="center"/>
             </w:pPr>
-            <w:proofErr w:type="spellStart"/>
             <w:r>
               <w:rPr>
                 <w:sz w:val="18"/>
               </w:rPr>
               <w:t>Помещения</w:t>
             </w:r>
-            <w:proofErr w:type="spellEnd"/>
           </w:p>
         </w:tc>
         <w:tc>
@@ -2547,28 +2361,12 @@
               <w:spacing w:after="0" w:line="240" w:lineRule="auto"/>
               <w:jc w:val="center"/>
             </w:pPr>
-            <w:proofErr w:type="spellStart"/>
             <w:r>
               <w:rPr>
                 <w:sz w:val="18"/>
               </w:rPr>
-              <w:t>Автоматизированные</w:t>
-            </w:r>
-            <w:proofErr w:type="spellEnd"/>
-            <w:r>
-              <w:rPr>
-                <w:sz w:val="18"/>
-              </w:rPr>
-              <w:t xml:space="preserve"> </w:t>
-            </w:r>
-            <w:proofErr w:type="spellStart"/>
-            <w:r>
-              <w:rPr>
-                <w:sz w:val="18"/>
-              </w:rPr>
-              <w:t>системы</w:t>
-            </w:r>
-            <w:proofErr w:type="spellEnd"/>
+              <w:t>Автоматизированные системы</w:t>
+            </w:r>
           </w:p>
         </w:tc>
         <w:tc>
@@ -2646,28 +2444,12 @@
               <w:spacing w:after="0" w:line="240" w:lineRule="auto"/>
               <w:jc w:val="center"/>
             </w:pPr>
-            <w:proofErr w:type="spellStart"/>
             <w:r>
               <w:rPr>
                 <w:sz w:val="18"/>
               </w:rPr>
-              <w:t>Ресурсы</w:t>
-            </w:r>
-            <w:proofErr w:type="spellEnd"/>
-            <w:r>
-              <w:rPr>
-                <w:sz w:val="18"/>
-              </w:rPr>
-              <w:t xml:space="preserve"> и </w:t>
-            </w:r>
-            <w:proofErr w:type="spellStart"/>
-            <w:r>
-              <w:rPr>
-                <w:sz w:val="18"/>
-              </w:rPr>
-              <w:t>процессы</w:t>
-            </w:r>
-            <w:proofErr w:type="spellEnd"/>
+              <w:t>Ресурсы и процессы</w:t>
+            </w:r>
           </w:p>
         </w:tc>
         <w:tc>
@@ -2824,14 +2606,12 @@
               <w:spacing w:after="0" w:line="240" w:lineRule="auto"/>
               <w:jc w:val="center"/>
             </w:pPr>
-            <w:proofErr w:type="spellStart"/>
             <w:r>
               <w:rPr>
                 <w:sz w:val="18"/>
               </w:rPr>
               <w:t>Оборудование</w:t>
             </w:r>
-            <w:proofErr w:type="spellEnd"/>
           </w:p>
         </w:tc>
         <w:tc>
@@ -2909,14 +2689,12 @@
               <w:spacing w:after="0" w:line="240" w:lineRule="auto"/>
               <w:jc w:val="center"/>
             </w:pPr>
-            <w:proofErr w:type="spellStart"/>
             <w:r>
               <w:rPr>
                 <w:sz w:val="18"/>
               </w:rPr>
               <w:t>Документация</w:t>
             </w:r>
-            <w:proofErr w:type="spellEnd"/>
           </w:p>
         </w:tc>
         <w:tc>
@@ -2990,28 +2768,12 @@
               <w:spacing w:after="0" w:line="240" w:lineRule="auto"/>
               <w:jc w:val="center"/>
             </w:pPr>
-            <w:proofErr w:type="spellStart"/>
             <w:r>
               <w:rPr>
                 <w:sz w:val="18"/>
               </w:rPr>
-              <w:t>Производственный</w:t>
-            </w:r>
-            <w:proofErr w:type="spellEnd"/>
-            <w:r>
-              <w:rPr>
-                <w:sz w:val="18"/>
-              </w:rPr>
-              <w:t xml:space="preserve"> </w:t>
-            </w:r>
-            <w:proofErr w:type="spellStart"/>
-            <w:r>
-              <w:rPr>
-                <w:sz w:val="18"/>
-              </w:rPr>
-              <w:t>контроль</w:t>
-            </w:r>
-            <w:proofErr w:type="spellEnd"/>
+              <w:t>Производственный контроль</w:t>
+            </w:r>
           </w:p>
         </w:tc>
         <w:tc>
@@ -3461,21 +3223,12 @@
               <w:spacing w:after="0" w:line="240" w:lineRule="auto"/>
               <w:jc w:val="center"/>
             </w:pPr>
-            <w:proofErr w:type="spellStart"/>
             <w:r>
               <w:rPr>
                 <w:b/>
                 <w:sz w:val="18"/>
               </w:rPr>
-              <w:t>Площадь</w:t>
-            </w:r>
-            <w:proofErr w:type="spellEnd"/>
-            <w:r>
-              <w:rPr>
-                <w:b/>
-                <w:sz w:val="18"/>
-              </w:rPr>
-              <w:t>, м²</w:t>
+              <w:t>Площадь, м²</w:t>
             </w:r>
           </w:p>
         </w:tc>
@@ -3551,19 +3304,11 @@
                 <w:lang w:val="ru-RU"/>
               </w:rPr>
             </w:pPr>
-            <w:proofErr w:type="spellStart"/>
             <w:r>
               <w:rPr>
                 <w:sz w:val="18"/>
               </w:rPr>
-              <w:t>Рабочая</w:t>
-            </w:r>
-            <w:proofErr w:type="spellEnd"/>
-            <w:r>
-              <w:rPr>
-                <w:sz w:val="18"/>
-              </w:rPr>
-              <w:t xml:space="preserve"> </w:t>
+              <w:t xml:space="preserve">Рабочая </w:t>
             </w:r>
             <w:r>
               <w:rPr>
@@ -3613,14 +3358,7 @@
                 <w:sz w:val="18"/>
                 <w:lang w:val="ru-RU"/>
               </w:rPr>
-              <w:t>×</w:t>
-            </w:r>
-            <w:r>
-              <w:rPr>
-                <w:sz w:val="18"/>
-                <w:lang w:val="ru-RU"/>
-              </w:rPr>
-              <w:t xml:space="preserve"> 4,10</w:t>
+              <w:t>× 4,10</w:t>
             </w:r>
           </w:p>
         </w:tc>
@@ -4017,28 +3755,12 @@
                 <w:sz w:val="18"/>
               </w:rPr>
             </w:pPr>
-            <w:proofErr w:type="spellStart"/>
             <w:r>
               <w:rPr>
                 <w:sz w:val="18"/>
               </w:rPr>
-              <w:t>Кабинет</w:t>
-            </w:r>
-            <w:proofErr w:type="spellEnd"/>
-            <w:r>
-              <w:rPr>
-                <w:sz w:val="18"/>
-              </w:rPr>
-              <w:t xml:space="preserve"> </w:t>
-            </w:r>
-            <w:proofErr w:type="spellStart"/>
-            <w:r>
-              <w:rPr>
-                <w:sz w:val="18"/>
-              </w:rPr>
-              <w:t>директора</w:t>
-            </w:r>
-            <w:proofErr w:type="spellEnd"/>
+              <w:t>Кабинет директора</w:t>
+            </w:r>
           </w:p>
         </w:tc>
         <w:tc>
@@ -4178,14 +3900,12 @@
                 <w:sz w:val="18"/>
               </w:rPr>
             </w:pPr>
-            <w:proofErr w:type="spellStart"/>
             <w:r>
               <w:rPr>
                 <w:sz w:val="18"/>
               </w:rPr>
               <w:t>Серверная-лаборатория</w:t>
             </w:r>
-            <w:proofErr w:type="spellEnd"/>
           </w:p>
         </w:tc>
         <w:tc>
@@ -4332,14 +4052,12 @@
                 <w:sz w:val="18"/>
               </w:rPr>
             </w:pPr>
-            <w:proofErr w:type="spellStart"/>
             <w:r>
               <w:rPr>
                 <w:sz w:val="18"/>
               </w:rPr>
               <w:t>Архив</w:t>
             </w:r>
-            <w:proofErr w:type="spellEnd"/>
           </w:p>
         </w:tc>
         <w:tc>
@@ -4666,14 +4384,12 @@
                 <w:lang w:val="ru-RU"/>
               </w:rPr>
             </w:pPr>
-            <w:proofErr w:type="spellStart"/>
             <w:r>
               <w:rPr>
                 <w:sz w:val="18"/>
               </w:rPr>
               <w:t>Коридор</w:t>
             </w:r>
-            <w:proofErr w:type="spellEnd"/>
           </w:p>
         </w:tc>
         <w:tc>
@@ -5318,6 +5034,7 @@
       </w:pPr>
       <w:r>
         <w:rPr>
+          <w:noProof/>
           <w:sz w:val="24"/>
           <w:lang w:val="ru-RU"/>
         </w:rPr>
@@ -7351,47 +7068,13 @@
         </w:rPr>
         <w:t xml:space="preserve">7. </w:t>
       </w:r>
-      <w:proofErr w:type="spellStart"/>
       <w:r>
         <w:rPr>
           <w:rFonts w:ascii="Times New Roman" w:eastAsia="Times New Roman" w:hAnsi="Times New Roman"/>
           <w:bCs w:val="0"/>
         </w:rPr>
-        <w:t>Изученные</w:t>
-      </w:r>
-      <w:proofErr w:type="spellEnd"/>
-      <w:r>
-        <w:rPr>
-          <w:rFonts w:ascii="Times New Roman" w:eastAsia="Times New Roman" w:hAnsi="Times New Roman"/>
-          <w:bCs w:val="0"/>
-        </w:rPr>
-        <w:t xml:space="preserve"> </w:t>
-      </w:r>
-      <w:proofErr w:type="spellStart"/>
-      <w:r>
-        <w:rPr>
-          <w:rFonts w:ascii="Times New Roman" w:eastAsia="Times New Roman" w:hAnsi="Times New Roman"/>
-          <w:bCs w:val="0"/>
-        </w:rPr>
-        <w:t>официальные</w:t>
-      </w:r>
-      <w:proofErr w:type="spellEnd"/>
-      <w:r>
-        <w:rPr>
-          <w:rFonts w:ascii="Times New Roman" w:eastAsia="Times New Roman" w:hAnsi="Times New Roman"/>
-          <w:bCs w:val="0"/>
-        </w:rPr>
-        <w:t xml:space="preserve"> </w:t>
-      </w:r>
-      <w:proofErr w:type="spellStart"/>
-      <w:r>
-        <w:rPr>
-          <w:rFonts w:ascii="Times New Roman" w:eastAsia="Times New Roman" w:hAnsi="Times New Roman"/>
-          <w:bCs w:val="0"/>
-        </w:rPr>
-        <w:t>ресурсы</w:t>
-      </w:r>
-      <w:proofErr w:type="spellEnd"/>
+        <w:t>Изученные официальные ресурсы</w:t>
+      </w:r>
     </w:p>
     <w:tbl>
       <w:tblPr>
@@ -7549,28 +7232,12 @@
               <w:spacing w:after="0" w:line="240" w:lineRule="auto"/>
               <w:jc w:val="center"/>
             </w:pPr>
-            <w:proofErr w:type="spellStart"/>
             <w:r>
               <w:rPr>
                 <w:sz w:val="20"/>
               </w:rPr>
-              <w:t>Сайт</w:t>
-            </w:r>
-            <w:proofErr w:type="spellEnd"/>
-            <w:r>
-              <w:rPr>
-                <w:sz w:val="20"/>
-              </w:rPr>
-              <w:t xml:space="preserve"> ФСТЭК </w:t>
-            </w:r>
-            <w:proofErr w:type="spellStart"/>
-            <w:r>
-              <w:rPr>
-                <w:sz w:val="20"/>
-              </w:rPr>
-              <w:t>России</w:t>
-            </w:r>
-            <w:proofErr w:type="spellEnd"/>
+              <w:t>Сайт ФСТЭК России</w:t>
+            </w:r>
           </w:p>
         </w:tc>
         <w:tc>
@@ -7621,42 +7288,12 @@
               <w:spacing w:after="0" w:line="240" w:lineRule="auto"/>
               <w:jc w:val="center"/>
             </w:pPr>
-            <w:proofErr w:type="spellStart"/>
             <w:r>
               <w:rPr>
                 <w:sz w:val="20"/>
               </w:rPr>
-              <w:t>Реестр</w:t>
-            </w:r>
-            <w:proofErr w:type="spellEnd"/>
-            <w:r>
-              <w:rPr>
-                <w:sz w:val="20"/>
-              </w:rPr>
-              <w:t xml:space="preserve"> </w:t>
-            </w:r>
-            <w:proofErr w:type="spellStart"/>
-            <w:r>
-              <w:rPr>
-                <w:sz w:val="20"/>
-              </w:rPr>
-              <w:t>Минюста</w:t>
-            </w:r>
-            <w:proofErr w:type="spellEnd"/>
-            <w:r>
-              <w:rPr>
-                <w:sz w:val="20"/>
-              </w:rPr>
-              <w:t xml:space="preserve"> </w:t>
-            </w:r>
-            <w:proofErr w:type="spellStart"/>
-            <w:r>
-              <w:rPr>
-                <w:sz w:val="20"/>
-              </w:rPr>
-              <w:t>России</w:t>
-            </w:r>
-            <w:proofErr w:type="spellEnd"/>
+              <w:t>Реестр Минюста России</w:t>
+            </w:r>
           </w:p>
         </w:tc>
         <w:tc>
@@ -7707,28 +7344,12 @@
               <w:spacing w:after="0" w:line="240" w:lineRule="auto"/>
               <w:jc w:val="center"/>
             </w:pPr>
-            <w:proofErr w:type="spellStart"/>
             <w:r>
               <w:rPr>
                 <w:sz w:val="20"/>
               </w:rPr>
-              <w:t>Сайт</w:t>
-            </w:r>
-            <w:proofErr w:type="spellEnd"/>
-            <w:r>
-              <w:rPr>
-                <w:sz w:val="20"/>
-              </w:rPr>
-              <w:t xml:space="preserve"> ФНС </w:t>
-            </w:r>
-            <w:proofErr w:type="spellStart"/>
-            <w:r>
-              <w:rPr>
-                <w:sz w:val="20"/>
-              </w:rPr>
-              <w:t>России</w:t>
-            </w:r>
-            <w:proofErr w:type="spellEnd"/>
+              <w:t>Сайт ФНС России</w:t>
+            </w:r>
           </w:p>
         </w:tc>
         <w:tc>
@@ -8888,11 +8509,9 @@
         </w:rPr>
         <w:t>://</w:t>
       </w:r>
-      <w:proofErr w:type="spellStart"/>
       <w:r>
         <w:t>pravo</w:t>
       </w:r>
-      <w:proofErr w:type="spellEnd"/>
       <w:r>
         <w:rPr>
           <w:lang w:val="ru-RU"/>
@@ -8908,11 +8527,9 @@
         </w:rPr>
         <w:t>.</w:t>
       </w:r>
-      <w:proofErr w:type="spellStart"/>
       <w:r>
         <w:t>ru</w:t>
       </w:r>
-      <w:proofErr w:type="spellEnd"/>
       <w:r>
         <w:rPr>
           <w:lang w:val="ru-RU"/>
@@ -8944,22 +8561,18 @@
         </w:rPr>
         <w:t>://</w:t>
       </w:r>
-      <w:proofErr w:type="spellStart"/>
       <w:r>
         <w:t>fstec</w:t>
       </w:r>
-      <w:proofErr w:type="spellEnd"/>
       <w:r>
         <w:rPr>
           <w:lang w:val="ru-RU"/>
         </w:rPr>
         <w:t>.</w:t>
       </w:r>
-      <w:proofErr w:type="spellStart"/>
       <w:r>
         <w:t>ru</w:t>
       </w:r>
-      <w:proofErr w:type="spellEnd"/>
       <w:r>
         <w:rPr>
           <w:lang w:val="ru-RU"/>
@@ -9559,7 +9172,6 @@
         </w:rPr>
         <w:t>@</w:t>
       </w:r>
-      <w:proofErr w:type="spellStart"/>
       <w:r>
         <w:rPr>
           <w:sz w:val="24"/>
@@ -9567,7 +9179,6 @@
         </w:rPr>
         <w:t>gussecure</w:t>
       </w:r>
-      <w:proofErr w:type="spellEnd"/>
       <w:r>
         <w:rPr>
           <w:sz w:val="24"/>
@@ -9576,7 +9187,6 @@
         </w:rPr>
         <w:t>.</w:t>
       </w:r>
-      <w:proofErr w:type="spellStart"/>
       <w:r>
         <w:rPr>
           <w:sz w:val="24"/>
@@ -9584,7 +9194,6 @@
         </w:rPr>
         <w:t>ru</w:t>
       </w:r>
-      <w:proofErr w:type="spellEnd"/>
       <w:r>
         <w:rPr>
           <w:sz w:val="24"/>
@@ -9780,19 +9389,11 @@
             <w:pPr>
               <w:spacing w:after="200" w:line="23" w:lineRule="atLeast"/>
             </w:pPr>
-            <w:proofErr w:type="spellStart"/>
-            <w:r>
-              <w:rPr>
-                <w:sz w:val="22"/>
-              </w:rPr>
-              <w:t>Приложение</w:t>
-            </w:r>
-            <w:proofErr w:type="spellEnd"/>
-            <w:r>
-              <w:rPr>
-                <w:sz w:val="22"/>
-              </w:rPr>
-              <w:t>:</w:t>
+            <w:r>
+              <w:rPr>
+                <w:sz w:val="22"/>
+              </w:rPr>
+              <w:t>Приложение:</w:t>
             </w:r>
           </w:p>
         </w:tc>
@@ -10245,6 +9846,7 @@
           <w:rFonts w:cs="Times New Roman"/>
           <w:sz w:val="24"/>
           <w:szCs w:val="24"/>
+          <w:lang w:val="ru-RU"/>
         </w:rPr>
       </w:pPr>
       <w:r>
@@ -10253,6 +9855,7 @@
           <w:i/>
           <w:sz w:val="24"/>
           <w:szCs w:val="24"/>
+          <w:lang w:val="ru-RU"/>
         </w:rPr>
         <w:t>М.П.</w:t>
       </w:r>
@@ -10262,12 +9865,18 @@
         <w:keepNext/>
         <w:keepLines/>
         <w:spacing w:before="120" w:after="200" w:line="23" w:lineRule="atLeast"/>
+        <w:rPr>
+          <w:lang w:val="ru-RU"/>
+        </w:rPr>
       </w:pPr>
     </w:p>
     <w:p>
       <w:pPr>
         <w:keepLines/>
         <w:spacing w:after="60"/>
+        <w:rPr>
+          <w:lang w:val="ru-RU"/>
+        </w:rPr>
       </w:pPr>
     </w:p>
     <w:p>
@@ -10801,6 +10410,7 @@
         <w:rPr>
           <w:rFonts w:cs="Times New Roman"/>
           <w:sz w:val="24"/>
+          <w:lang w:val="ru-RU"/>
         </w:rPr>
       </w:pPr>
       <w:r>
@@ -10808,6 +10418,7 @@
           <w:rFonts w:cs="Times New Roman"/>
           <w:i/>
           <w:sz w:val="24"/>
+          <w:lang w:val="ru-RU"/>
         </w:rPr>
         <w:t>М.П.</w:t>
       </w:r>
@@ -11822,53 +11433,12 @@
           <w:sz w:val="24"/>
         </w:rPr>
       </w:pPr>
-      <w:proofErr w:type="spellStart"/>
       <w:r>
         <w:rPr>
           <w:rFonts w:cs="Times New Roman"/>
           <w:sz w:val="24"/>
         </w:rPr>
-        <w:t>Дата</w:t>
-      </w:r>
-      <w:proofErr w:type="spellEnd"/>
-      <w:r>
-        <w:rPr>
-          <w:rFonts w:cs="Times New Roman"/>
-          <w:sz w:val="24"/>
-        </w:rPr>
-        <w:t xml:space="preserve"> </w:t>
-      </w:r>
-      <w:proofErr w:type="spellStart"/>
-      <w:r>
-        <w:rPr>
-          <w:rFonts w:cs="Times New Roman"/>
-          <w:sz w:val="24"/>
-        </w:rPr>
-        <w:t>формирования</w:t>
-      </w:r>
-      <w:proofErr w:type="spellEnd"/>
-      <w:r>
-        <w:rPr>
-          <w:rFonts w:cs="Times New Roman"/>
-          <w:sz w:val="24"/>
-        </w:rPr>
-        <w:t xml:space="preserve"> </w:t>
-      </w:r>
-      <w:proofErr w:type="spellStart"/>
-      <w:r>
-        <w:rPr>
-          <w:rFonts w:cs="Times New Roman"/>
-          <w:sz w:val="24"/>
-        </w:rPr>
-        <w:t>выписки</w:t>
-      </w:r>
-      <w:proofErr w:type="spellEnd"/>
-      <w:r>
-        <w:rPr>
-          <w:rFonts w:cs="Times New Roman"/>
-          <w:sz w:val="24"/>
-        </w:rPr>
-        <w:t>: 28.08.2026</w:t>
+        <w:t>Дата формирования выписки: 28.08.2026</w:t>
       </w:r>
     </w:p>
     <w:tbl>
@@ -16519,33 +16089,7 @@
                 <w:lang w:val="ru-RU" w:eastAsia="ru-RU"/>
                 <w14:ligatures w14:val="standardContextual"/>
               </w:rPr>
-              <w:t xml:space="preserve">Высшее </w:t>
-            </w:r>
-            <w:proofErr w:type="spellStart"/>
-            <w:proofErr w:type="gramStart"/>
-            <w:r>
-              <w:rPr>
-                <w:rFonts w:cs="Times New Roman"/>
-                <w:kern w:val="2"/>
-                <w:sz w:val="22"/>
-                <w:szCs w:val="20"/>
-                <w:lang w:val="ru-RU" w:eastAsia="ru-RU"/>
-                <w14:ligatures w14:val="standardContextual"/>
-              </w:rPr>
-              <w:t>техническое;ДГТУ</w:t>
-            </w:r>
-            <w:proofErr w:type="spellEnd"/>
-            <w:proofErr w:type="gramEnd"/>
-            <w:r>
-              <w:rPr>
-                <w:rFonts w:cs="Times New Roman"/>
-                <w:kern w:val="2"/>
-                <w:sz w:val="22"/>
-                <w:szCs w:val="20"/>
-                <w:lang w:val="ru-RU" w:eastAsia="ru-RU"/>
-                <w14:ligatures w14:val="standardContextual"/>
-              </w:rPr>
-              <w:t>, диплом ВС № 234567 от 30.06.2019</w:t>
+              <w:t>Высшее техническое;ДГТУ, диплом ВС № 234567 от 30.06.2019</w:t>
             </w:r>
           </w:p>
         </w:tc>
@@ -18190,31 +17734,7 @@
                 <w:lang w:val="ru-RU" w:eastAsia="ru-RU"/>
                 <w14:ligatures w14:val="standardContextual"/>
               </w:rPr>
-              <w:t>Паспорт ПМ-04 от 01.09.2026, утверждение директором; аттестат</w:t>
-            </w:r>
-            <w:proofErr w:type="gramStart"/>
-            <w:r>
-              <w:rPr>
-                <w:rFonts w:cs="Times New Roman"/>
-                <w:kern w:val="2"/>
-                <w:sz w:val="22"/>
-                <w:szCs w:val="20"/>
-                <w:lang w:val="ru-RU" w:eastAsia="ru-RU"/>
-                <w14:ligatures w14:val="standardContextual"/>
-              </w:rPr>
-              <w:t>: Не</w:t>
-            </w:r>
-            <w:proofErr w:type="gramEnd"/>
-            <w:r>
-              <w:rPr>
-                <w:rFonts w:cs="Times New Roman"/>
-                <w:kern w:val="2"/>
-                <w:sz w:val="22"/>
-                <w:szCs w:val="20"/>
-                <w:lang w:val="ru-RU" w:eastAsia="ru-RU"/>
-                <w14:ligatures w14:val="standardContextual"/>
-              </w:rPr>
-              <w:t xml:space="preserve"> оформлялся; номер выданного документа отсутствует</w:t>
+              <w:t>Паспорт ПМ-04 от 01.09.2026, утверждение директором; аттестат: Не оформлялся; номер выданного документа отсутствует</w:t>
             </w:r>
           </w:p>
         </w:tc>
@@ -18370,31 +17890,7 @@
                 <w:lang w:val="ru-RU" w:eastAsia="ru-RU"/>
                 <w14:ligatures w14:val="standardContextual"/>
               </w:rPr>
-              <w:t>Паспорт ПМ-06 от 01.09.2026, утверждение директором; аттестат</w:t>
-            </w:r>
-            <w:proofErr w:type="gramStart"/>
-            <w:r>
-              <w:rPr>
-                <w:rFonts w:cs="Times New Roman"/>
-                <w:kern w:val="2"/>
-                <w:sz w:val="22"/>
-                <w:szCs w:val="20"/>
-                <w:lang w:val="ru-RU" w:eastAsia="ru-RU"/>
-                <w14:ligatures w14:val="standardContextual"/>
-              </w:rPr>
-              <w:t>: Не</w:t>
-            </w:r>
-            <w:proofErr w:type="gramEnd"/>
-            <w:r>
-              <w:rPr>
-                <w:rFonts w:cs="Times New Roman"/>
-                <w:kern w:val="2"/>
-                <w:sz w:val="22"/>
-                <w:szCs w:val="20"/>
-                <w:lang w:val="ru-RU" w:eastAsia="ru-RU"/>
-                <w14:ligatures w14:val="standardContextual"/>
-              </w:rPr>
-              <w:t xml:space="preserve"> оформлялся; номер выданного документа отсутствует</w:t>
+              <w:t>Паспорт ПМ-06 от 01.09.2026, утверждение директором; аттестат: Не оформлялся; номер выданного документа отсутствует</w:t>
             </w:r>
           </w:p>
         </w:tc>
@@ -20880,29 +20376,7 @@
                 <w:lang w:val="ru-RU" w:eastAsia="ru-RU"/>
                 <w14:ligatures w14:val="standardContextual"/>
               </w:rPr>
-              <w:t>Сборка ИТ-</w:t>
-            </w:r>
-            <w:proofErr w:type="spellStart"/>
-            <w:r>
-              <w:rPr>
-                <w:rFonts w:cs="Times New Roman"/>
-                <w:sz w:val="22"/>
-                <w:szCs w:val="20"/>
-                <w:lang w:val="ru-RU" w:eastAsia="ru-RU"/>
-                <w14:ligatures w14:val="standardContextual"/>
-              </w:rPr>
-              <w:t>Снаб</w:t>
-            </w:r>
-            <w:proofErr w:type="spellEnd"/>
-            <w:r>
-              <w:rPr>
-                <w:rFonts w:cs="Times New Roman"/>
-                <w:sz w:val="22"/>
-                <w:szCs w:val="20"/>
-                <w:lang w:val="ru-RU" w:eastAsia="ru-RU"/>
-                <w14:ligatures w14:val="standardContextual"/>
-              </w:rPr>
-              <w:t>; страна комплектующих по поставке</w:t>
+              <w:t>Сборка ИТ-Снаб; страна комплектующих по поставке</w:t>
             </w:r>
           </w:p>
         </w:tc>
@@ -21044,29 +20518,7 @@
                 <w:lang w:val="ru-RU" w:eastAsia="ru-RU"/>
                 <w14:ligatures w14:val="standardContextual"/>
               </w:rPr>
-              <w:t>Паспорт АС-01 от 01.09.2026; директор. Аттестат</w:t>
-            </w:r>
-            <w:proofErr w:type="gramStart"/>
-            <w:r>
-              <w:rPr>
-                <w:rFonts w:cs="Times New Roman"/>
-                <w:sz w:val="22"/>
-                <w:szCs w:val="20"/>
-                <w:lang w:val="ru-RU" w:eastAsia="ru-RU"/>
-                <w14:ligatures w14:val="standardContextual"/>
-              </w:rPr>
-              <w:t>: Не</w:t>
-            </w:r>
-            <w:proofErr w:type="gramEnd"/>
-            <w:r>
-              <w:rPr>
-                <w:rFonts w:cs="Times New Roman"/>
-                <w:sz w:val="22"/>
-                <w:szCs w:val="20"/>
-                <w:lang w:val="ru-RU" w:eastAsia="ru-RU"/>
-                <w14:ligatures w14:val="standardContextual"/>
-              </w:rPr>
-              <w:t xml:space="preserve"> оформлялся; номер выданного документа отсутствует</w:t>
+              <w:t>Паспорт АС-01 от 01.09.2026; директор. Аттестат: Не оформлялся; номер выданного документа отсутствует</w:t>
             </w:r>
           </w:p>
         </w:tc>
@@ -21185,29 +20637,7 @@
                 <w:lang w:val="ru-RU" w:eastAsia="ru-RU"/>
                 <w14:ligatures w14:val="standardContextual"/>
               </w:rPr>
-              <w:t>Сборка ИТ-</w:t>
-            </w:r>
-            <w:proofErr w:type="spellStart"/>
-            <w:r>
-              <w:rPr>
-                <w:rFonts w:cs="Times New Roman"/>
-                <w:sz w:val="22"/>
-                <w:szCs w:val="20"/>
-                <w:lang w:val="ru-RU" w:eastAsia="ru-RU"/>
-                <w14:ligatures w14:val="standardContextual"/>
-              </w:rPr>
-              <w:t>Снаб</w:t>
-            </w:r>
-            <w:proofErr w:type="spellEnd"/>
-            <w:r>
-              <w:rPr>
-                <w:rFonts w:cs="Times New Roman"/>
-                <w:sz w:val="22"/>
-                <w:szCs w:val="20"/>
-                <w:lang w:val="ru-RU" w:eastAsia="ru-RU"/>
-                <w14:ligatures w14:val="standardContextual"/>
-              </w:rPr>
-              <w:t>; страна комплектующих по поставке</w:t>
+              <w:t>Сборка ИТ-Снаб; страна комплектующих по поставке</w:t>
             </w:r>
           </w:p>
         </w:tc>
@@ -21349,29 +20779,7 @@
                 <w:lang w:val="ru-RU" w:eastAsia="ru-RU"/>
                 <w14:ligatures w14:val="standardContextual"/>
               </w:rPr>
-              <w:t>Паспорт АС-01 от 01.09.2026; директор. Аттестат</w:t>
-            </w:r>
-            <w:proofErr w:type="gramStart"/>
-            <w:r>
-              <w:rPr>
-                <w:rFonts w:cs="Times New Roman"/>
-                <w:sz w:val="22"/>
-                <w:szCs w:val="20"/>
-                <w:lang w:val="ru-RU" w:eastAsia="ru-RU"/>
-                <w14:ligatures w14:val="standardContextual"/>
-              </w:rPr>
-              <w:t>: Не</w:t>
-            </w:r>
-            <w:proofErr w:type="gramEnd"/>
-            <w:r>
-              <w:rPr>
-                <w:rFonts w:cs="Times New Roman"/>
-                <w:sz w:val="22"/>
-                <w:szCs w:val="20"/>
-                <w:lang w:val="ru-RU" w:eastAsia="ru-RU"/>
-                <w14:ligatures w14:val="standardContextual"/>
-              </w:rPr>
-              <w:t xml:space="preserve"> оформлялся; номер выданного документа отсутствует</w:t>
+              <w:t>Паспорт АС-01 от 01.09.2026; директор. Аттестат: Не оформлялся; номер выданного документа отсутствует</w:t>
             </w:r>
           </w:p>
         </w:tc>
@@ -21490,29 +20898,7 @@
                 <w:lang w:val="ru-RU" w:eastAsia="ru-RU"/>
                 <w14:ligatures w14:val="standardContextual"/>
               </w:rPr>
-              <w:t>Сборка ИТ-</w:t>
-            </w:r>
-            <w:proofErr w:type="spellStart"/>
-            <w:r>
-              <w:rPr>
-                <w:rFonts w:cs="Times New Roman"/>
-                <w:sz w:val="22"/>
-                <w:szCs w:val="20"/>
-                <w:lang w:val="ru-RU" w:eastAsia="ru-RU"/>
-                <w14:ligatures w14:val="standardContextual"/>
-              </w:rPr>
-              <w:t>Снаб</w:t>
-            </w:r>
-            <w:proofErr w:type="spellEnd"/>
-            <w:r>
-              <w:rPr>
-                <w:rFonts w:cs="Times New Roman"/>
-                <w:sz w:val="22"/>
-                <w:szCs w:val="20"/>
-                <w:lang w:val="ru-RU" w:eastAsia="ru-RU"/>
-                <w14:ligatures w14:val="standardContextual"/>
-              </w:rPr>
-              <w:t>; страна комплектующих по поставке</w:t>
+              <w:t>Сборка ИТ-Снаб; страна комплектующих по поставке</w:t>
             </w:r>
           </w:p>
         </w:tc>
@@ -21654,29 +21040,7 @@
                 <w:lang w:val="ru-RU" w:eastAsia="ru-RU"/>
                 <w14:ligatures w14:val="standardContextual"/>
               </w:rPr>
-              <w:t>Паспорт АС-01 от 01.09.2026; директор. Аттестат</w:t>
-            </w:r>
-            <w:proofErr w:type="gramStart"/>
-            <w:r>
-              <w:rPr>
-                <w:rFonts w:cs="Times New Roman"/>
-                <w:sz w:val="22"/>
-                <w:szCs w:val="20"/>
-                <w:lang w:val="ru-RU" w:eastAsia="ru-RU"/>
-                <w14:ligatures w14:val="standardContextual"/>
-              </w:rPr>
-              <w:t>: Не</w:t>
-            </w:r>
-            <w:proofErr w:type="gramEnd"/>
-            <w:r>
-              <w:rPr>
-                <w:rFonts w:cs="Times New Roman"/>
-                <w:sz w:val="22"/>
-                <w:szCs w:val="20"/>
-                <w:lang w:val="ru-RU" w:eastAsia="ru-RU"/>
-                <w14:ligatures w14:val="standardContextual"/>
-              </w:rPr>
-              <w:t xml:space="preserve"> оформлялся; номер выданного документа отсутствует</w:t>
+              <w:t>Паспорт АС-01 от 01.09.2026; директор. Аттестат: Не оформлялся; номер выданного документа отсутствует</w:t>
             </w:r>
           </w:p>
         </w:tc>
@@ -21796,29 +21160,7 @@
                 <w:lang w:val="ru-RU" w:eastAsia="ru-RU"/>
                 <w14:ligatures w14:val="standardContextual"/>
               </w:rPr>
-              <w:t>Поставка ИТ-</w:t>
-            </w:r>
-            <w:proofErr w:type="spellStart"/>
-            <w:r>
-              <w:rPr>
-                <w:rFonts w:cs="Times New Roman"/>
-                <w:sz w:val="22"/>
-                <w:szCs w:val="20"/>
-                <w:lang w:val="ru-RU" w:eastAsia="ru-RU"/>
-                <w14:ligatures w14:val="standardContextual"/>
-              </w:rPr>
-              <w:t>Снаб</w:t>
-            </w:r>
-            <w:proofErr w:type="spellEnd"/>
-            <w:r>
-              <w:rPr>
-                <w:rFonts w:cs="Times New Roman"/>
-                <w:sz w:val="22"/>
-                <w:szCs w:val="20"/>
-                <w:lang w:val="ru-RU" w:eastAsia="ru-RU"/>
-                <w14:ligatures w14:val="standardContextual"/>
-              </w:rPr>
-              <w:t>; страна комплектующих по поставке</w:t>
+              <w:t>Поставка ИТ-Снаб; страна комплектующих по поставке</w:t>
             </w:r>
           </w:p>
         </w:tc>
@@ -21960,29 +21302,7 @@
                 <w:lang w:val="ru-RU" w:eastAsia="ru-RU"/>
                 <w14:ligatures w14:val="standardContextual"/>
               </w:rPr>
-              <w:t>Паспорт АС-01 от 01.09.2026; директор. Аттестат</w:t>
-            </w:r>
-            <w:proofErr w:type="gramStart"/>
-            <w:r>
-              <w:rPr>
-                <w:rFonts w:cs="Times New Roman"/>
-                <w:sz w:val="22"/>
-                <w:szCs w:val="20"/>
-                <w:lang w:val="ru-RU" w:eastAsia="ru-RU"/>
-                <w14:ligatures w14:val="standardContextual"/>
-              </w:rPr>
-              <w:t>: Не</w:t>
-            </w:r>
-            <w:proofErr w:type="gramEnd"/>
-            <w:r>
-              <w:rPr>
-                <w:rFonts w:cs="Times New Roman"/>
-                <w:sz w:val="22"/>
-                <w:szCs w:val="20"/>
-                <w:lang w:val="ru-RU" w:eastAsia="ru-RU"/>
-                <w14:ligatures w14:val="standardContextual"/>
-              </w:rPr>
-              <w:t xml:space="preserve"> оформлялся; номер выданного документа отсутствует</w:t>
+              <w:t>Паспорт АС-01 от 01.09.2026; директор. Аттестат: Не оформлялся; номер выданного документа отсутствует</w:t>
             </w:r>
           </w:p>
         </w:tc>
@@ -22101,29 +21421,7 @@
                 <w:lang w:val="ru-RU" w:eastAsia="ru-RU"/>
                 <w14:ligatures w14:val="standardContextual"/>
               </w:rPr>
-              <w:t>Поставка ИТ-</w:t>
-            </w:r>
-            <w:proofErr w:type="spellStart"/>
-            <w:r>
-              <w:rPr>
-                <w:rFonts w:cs="Times New Roman"/>
-                <w:sz w:val="22"/>
-                <w:szCs w:val="20"/>
-                <w:lang w:val="ru-RU" w:eastAsia="ru-RU"/>
-                <w14:ligatures w14:val="standardContextual"/>
-              </w:rPr>
-              <w:t>Снаб</w:t>
-            </w:r>
-            <w:proofErr w:type="spellEnd"/>
-            <w:r>
-              <w:rPr>
-                <w:rFonts w:cs="Times New Roman"/>
-                <w:sz w:val="22"/>
-                <w:szCs w:val="20"/>
-                <w:lang w:val="ru-RU" w:eastAsia="ru-RU"/>
-                <w14:ligatures w14:val="standardContextual"/>
-              </w:rPr>
-              <w:t>; страна комплектующих по поставке</w:t>
+              <w:t>Поставка ИТ-Снаб; страна комплектующих по поставке</w:t>
             </w:r>
           </w:p>
         </w:tc>
@@ -22265,29 +21563,7 @@
                 <w:lang w:val="ru-RU" w:eastAsia="ru-RU"/>
                 <w14:ligatures w14:val="standardContextual"/>
               </w:rPr>
-              <w:t>Паспорт АС-01 от 01.09.2026; директор. Аттестат</w:t>
-            </w:r>
-            <w:proofErr w:type="gramStart"/>
-            <w:r>
-              <w:rPr>
-                <w:rFonts w:cs="Times New Roman"/>
-                <w:sz w:val="22"/>
-                <w:szCs w:val="20"/>
-                <w:lang w:val="ru-RU" w:eastAsia="ru-RU"/>
-                <w14:ligatures w14:val="standardContextual"/>
-              </w:rPr>
-              <w:t>: Не</w:t>
-            </w:r>
-            <w:proofErr w:type="gramEnd"/>
-            <w:r>
-              <w:rPr>
-                <w:rFonts w:cs="Times New Roman"/>
-                <w:sz w:val="22"/>
-                <w:szCs w:val="20"/>
-                <w:lang w:val="ru-RU" w:eastAsia="ru-RU"/>
-                <w14:ligatures w14:val="standardContextual"/>
-              </w:rPr>
-              <w:t xml:space="preserve"> оформлялся; номер выданного документа отсутствует</w:t>
+              <w:t>Паспорт АС-01 от 01.09.2026; директор. Аттестат: Не оформлялся; номер выданного документа отсутствует</w:t>
             </w:r>
           </w:p>
         </w:tc>
@@ -22406,29 +21682,7 @@
                 <w:lang w:val="ru-RU" w:eastAsia="ru-RU"/>
                 <w14:ligatures w14:val="standardContextual"/>
               </w:rPr>
-              <w:t>Поставка ИТ-</w:t>
-            </w:r>
-            <w:proofErr w:type="spellStart"/>
-            <w:r>
-              <w:rPr>
-                <w:rFonts w:cs="Times New Roman"/>
-                <w:sz w:val="22"/>
-                <w:szCs w:val="20"/>
-                <w:lang w:val="ru-RU" w:eastAsia="ru-RU"/>
-                <w14:ligatures w14:val="standardContextual"/>
-              </w:rPr>
-              <w:t>Снаб</w:t>
-            </w:r>
-            <w:proofErr w:type="spellEnd"/>
-            <w:r>
-              <w:rPr>
-                <w:rFonts w:cs="Times New Roman"/>
-                <w:sz w:val="22"/>
-                <w:szCs w:val="20"/>
-                <w:lang w:val="ru-RU" w:eastAsia="ru-RU"/>
-                <w14:ligatures w14:val="standardContextual"/>
-              </w:rPr>
-              <w:t>; страна комплектующих по поставке</w:t>
+              <w:t>Поставка ИТ-Снаб; страна комплектующих по поставке</w:t>
             </w:r>
           </w:p>
         </w:tc>
@@ -22570,29 +21824,7 @@
                 <w:lang w:val="ru-RU" w:eastAsia="ru-RU"/>
                 <w14:ligatures w14:val="standardContextual"/>
               </w:rPr>
-              <w:t>Паспорт АС-01 от 01.09.2026; директор. Аттестат</w:t>
-            </w:r>
-            <w:proofErr w:type="gramStart"/>
-            <w:r>
-              <w:rPr>
-                <w:rFonts w:cs="Times New Roman"/>
-                <w:sz w:val="22"/>
-                <w:szCs w:val="20"/>
-                <w:lang w:val="ru-RU" w:eastAsia="ru-RU"/>
-                <w14:ligatures w14:val="standardContextual"/>
-              </w:rPr>
-              <w:t>: Не</w:t>
-            </w:r>
-            <w:proofErr w:type="gramEnd"/>
-            <w:r>
-              <w:rPr>
-                <w:rFonts w:cs="Times New Roman"/>
-                <w:sz w:val="22"/>
-                <w:szCs w:val="20"/>
-                <w:lang w:val="ru-RU" w:eastAsia="ru-RU"/>
-                <w14:ligatures w14:val="standardContextual"/>
-              </w:rPr>
-              <w:t xml:space="preserve"> оформлялся; номер выданного документа отсутствует</w:t>
+              <w:t>Паспорт АС-01 от 01.09.2026; директор. Аттестат: Не оформлялся; номер выданного документа отсутствует</w:t>
             </w:r>
           </w:p>
         </w:tc>
@@ -23350,29 +22582,7 @@
                 <w:lang w:val="ru-RU" w:eastAsia="ru-RU"/>
                 <w14:ligatures w14:val="standardContextual"/>
               </w:rPr>
-              <w:t>ООО «</w:t>
-            </w:r>
-            <w:proofErr w:type="spellStart"/>
-            <w:r>
-              <w:rPr>
-                <w:rFonts w:cs="Times New Roman"/>
-                <w:sz w:val="22"/>
-                <w:szCs w:val="20"/>
-                <w:lang w:val="ru-RU" w:eastAsia="ru-RU"/>
-                <w14:ligatures w14:val="standardContextual"/>
-              </w:rPr>
-              <w:t>РусБИТех</w:t>
-            </w:r>
-            <w:proofErr w:type="spellEnd"/>
-            <w:r>
-              <w:rPr>
-                <w:rFonts w:cs="Times New Roman"/>
-                <w:sz w:val="22"/>
-                <w:szCs w:val="20"/>
-                <w:lang w:val="ru-RU" w:eastAsia="ru-RU"/>
-                <w14:ligatures w14:val="standardContextual"/>
-              </w:rPr>
-              <w:t>-Астра»</w:t>
+              <w:t>ООО «РусБИТех-Астра»</w:t>
             </w:r>
           </w:p>
         </w:tc>
@@ -24479,29 +23689,7 @@
                 <w:lang w:val="ru-RU" w:eastAsia="ru-RU"/>
                 <w14:ligatures w14:val="standardContextual"/>
               </w:rPr>
-              <w:t>ООО «</w:t>
-            </w:r>
-            <w:proofErr w:type="spellStart"/>
-            <w:r>
-              <w:rPr>
-                <w:rFonts w:cs="Times New Roman"/>
-                <w:sz w:val="22"/>
-                <w:szCs w:val="20"/>
-                <w:lang w:val="ru-RU" w:eastAsia="ru-RU"/>
-                <w14:ligatures w14:val="standardContextual"/>
-              </w:rPr>
-              <w:t>РусБИТех</w:t>
-            </w:r>
-            <w:proofErr w:type="spellEnd"/>
-            <w:r>
-              <w:rPr>
-                <w:rFonts w:cs="Times New Roman"/>
-                <w:sz w:val="22"/>
-                <w:szCs w:val="20"/>
-                <w:lang w:val="ru-RU" w:eastAsia="ru-RU"/>
-                <w14:ligatures w14:val="standardContextual"/>
-              </w:rPr>
-              <w:t>-Астра»</w:t>
+              <w:t>ООО «РусБИТех-Астра»</w:t>
             </w:r>
           </w:p>
         </w:tc>
@@ -25821,29 +25009,7 @@
           <w:lang w:val="ru-RU" w:eastAsia="ru-RU"/>
           <w14:ligatures w14:val="standardContextual"/>
         </w:rPr>
-        <w:t xml:space="preserve">Назначение: обработка договоров и результатов работ по ТЗКИ, организационной документации и иных персональных данных восьми работников и не более 500 представителей заказчиков. Специальные категории </w:t>
-      </w:r>
-      <w:proofErr w:type="spellStart"/>
-      <w:r>
-        <w:rPr>
-          <w:rFonts w:cs="Times New Roman"/>
-          <w:sz w:val="24"/>
-          <w:szCs w:val="20"/>
-          <w:lang w:val="ru-RU" w:eastAsia="ru-RU"/>
-          <w14:ligatures w14:val="standardContextual"/>
-        </w:rPr>
-        <w:t>ПДн</w:t>
-      </w:r>
-      <w:proofErr w:type="spellEnd"/>
-      <w:r>
-        <w:rPr>
-          <w:rFonts w:cs="Times New Roman"/>
-          <w:sz w:val="24"/>
-          <w:szCs w:val="20"/>
-          <w:lang w:val="ru-RU" w:eastAsia="ru-RU"/>
-          <w14:ligatures w14:val="standardContextual"/>
-        </w:rPr>
-        <w:t>, биометрия и государственная тайна не обрабатываются.</w:t>
+        <w:t>Назначение: обработка договоров и результатов работ по ТЗКИ, организационной документации и иных персональных данных восьми работников и не более 500 представителей заказчиков. Специальные категории ПДн, биометрия и государственная тайна не обрабатываются.</w:t>
       </w:r>
     </w:p>
     <w:p>
@@ -25914,29 +25080,7 @@
           <w:lang w:val="ru-RU" w:eastAsia="ru-RU"/>
           <w14:ligatures w14:val="standardContextual"/>
         </w:rPr>
-        <w:t xml:space="preserve">На шести АРМ и сервере установлены Astra Linux Special Edition 1.8 и Kaspersky </w:t>
-      </w:r>
-      <w:proofErr w:type="spellStart"/>
-      <w:r>
-        <w:rPr>
-          <w:rFonts w:cs="Times New Roman"/>
-          <w:sz w:val="24"/>
-          <w:szCs w:val="20"/>
-          <w:lang w:val="ru-RU" w:eastAsia="ru-RU"/>
-          <w14:ligatures w14:val="standardContextual"/>
-        </w:rPr>
-        <w:t>Endpoint</w:t>
-      </w:r>
-      <w:proofErr w:type="spellEnd"/>
-      <w:r>
-        <w:rPr>
-          <w:rFonts w:cs="Times New Roman"/>
-          <w:sz w:val="24"/>
-          <w:szCs w:val="20"/>
-          <w:lang w:val="ru-RU" w:eastAsia="ru-RU"/>
-          <w14:ligatures w14:val="standardContextual"/>
-        </w:rPr>
-        <w:t xml:space="preserve"> Security для Linux 12.4.0.1225 в режиме локальной защиты. На SRV-01 размещены файловые каталоги ресурсов; используются штатные средства управления доступом, журналирования и резервного копирования ОС. ARM-01–04 относятся к общему контуру. ARM-05 подключён только к SW-Z и SRV-01. ARM-06 не подключён к сети; Light Agent, Wi-Fi и Bluetooth не используются.</w:t>
+        <w:t>На шести АРМ и сервере установлены Astra Linux Special Edition 1.8 и Kaspersky Endpoint Security для Linux 12.4.0.1225 в режиме локальной защиты. На SRV-01 размещены файловые каталоги ресурсов; используются штатные средства управления доступом, журналирования и резервного копирования ОС. ARM-01–04 относятся к общему контуру. ARM-05 подключён только к SW-Z и SRV-01. ARM-06 не подключён к сети; Light Agent, Wi-Fi и Bluetooth не используются.</w:t>
       </w:r>
     </w:p>
     <w:p>
@@ -26007,51 +25151,7 @@
           <w:lang w:val="ru-RU" w:eastAsia="ru-RU"/>
           <w14:ligatures w14:val="standardContextual"/>
         </w:rPr>
-        <w:t xml:space="preserve">Для принятой многопользовательской АС с различающимися правами доступа к несекретной информации выбран класс 1Д. Для </w:t>
-      </w:r>
-      <w:proofErr w:type="spellStart"/>
-      <w:r>
-        <w:rPr>
-          <w:rFonts w:cs="Times New Roman"/>
-          <w:sz w:val="24"/>
-          <w:szCs w:val="20"/>
-          <w:lang w:val="ru-RU" w:eastAsia="ru-RU"/>
-          <w14:ligatures w14:val="standardContextual"/>
-        </w:rPr>
-        <w:t>ИСПДн</w:t>
-      </w:r>
-      <w:proofErr w:type="spellEnd"/>
-      <w:r>
-        <w:rPr>
-          <w:rFonts w:cs="Times New Roman"/>
-          <w:sz w:val="24"/>
-          <w:szCs w:val="20"/>
-          <w:lang w:val="ru-RU" w:eastAsia="ru-RU"/>
-          <w14:ligatures w14:val="standardContextual"/>
-        </w:rPr>
-        <w:t xml:space="preserve"> принят уровень защищённости 4 при угрозах 3-го типа; исходные условия и обоснование приведены в акте № 1 от 01.09.2026. Класс АС и уровень защищённости </w:t>
-      </w:r>
-      <w:proofErr w:type="spellStart"/>
-      <w:r>
-        <w:rPr>
-          <w:rFonts w:cs="Times New Roman"/>
-          <w:sz w:val="24"/>
-          <w:szCs w:val="20"/>
-          <w:lang w:val="ru-RU" w:eastAsia="ru-RU"/>
-          <w14:ligatures w14:val="standardContextual"/>
-        </w:rPr>
-        <w:t>ПДн</w:t>
-      </w:r>
-      <w:proofErr w:type="spellEnd"/>
-      <w:r>
-        <w:rPr>
-          <w:rFonts w:cs="Times New Roman"/>
-          <w:sz w:val="24"/>
-          <w:szCs w:val="20"/>
-          <w:lang w:val="ru-RU" w:eastAsia="ru-RU"/>
-          <w14:ligatures w14:val="standardContextual"/>
-        </w:rPr>
-        <w:t xml:space="preserve"> — разные характеристики.</w:t>
+        <w:t>Для принятой многопользовательской АС с различающимися правами доступа к несекретной информации выбран класс 1Д. Для ИСПДн принят уровень защищённости 4 при угрозах 3-го типа; исходные условия и обоснование приведены в акте № 1 от 01.09.2026. Класс АС и уровень защищённости ПДн — разные характеристики.</w:t>
       </w:r>
     </w:p>
     <w:p>
@@ -26239,117 +25339,7 @@
           <w:lang w:val="ru-RU" w:eastAsia="ru-RU"/>
           <w14:ligatures w14:val="standardContextual"/>
         </w:rPr>
-        <w:t xml:space="preserve">Группы доступа: </w:t>
-      </w:r>
-      <w:proofErr w:type="spellStart"/>
-      <w:r>
-        <w:rPr>
-          <w:rFonts w:cs="Times New Roman"/>
-          <w:sz w:val="24"/>
-          <w:szCs w:val="20"/>
-          <w:lang w:val="ru-RU" w:eastAsia="ru-RU"/>
-          <w14:ligatures w14:val="standardContextual"/>
-        </w:rPr>
-        <w:t>administration</w:t>
-      </w:r>
-      <w:proofErr w:type="spellEnd"/>
-      <w:r>
-        <w:rPr>
-          <w:rFonts w:cs="Times New Roman"/>
-          <w:sz w:val="24"/>
-          <w:szCs w:val="20"/>
-          <w:lang w:val="ru-RU" w:eastAsia="ru-RU"/>
-          <w14:ligatures w14:val="standardContextual"/>
-        </w:rPr>
-        <w:t xml:space="preserve"> (</w:t>
-      </w:r>
-      <w:proofErr w:type="spellStart"/>
-      <w:r>
-        <w:rPr>
-          <w:rFonts w:cs="Times New Roman"/>
-          <w:sz w:val="24"/>
-          <w:szCs w:val="20"/>
-          <w:lang w:val="ru-RU" w:eastAsia="ru-RU"/>
-          <w14:ligatures w14:val="standardContextual"/>
-        </w:rPr>
-        <w:t>Пананрин</w:t>
-      </w:r>
-      <w:proofErr w:type="spellEnd"/>
-      <w:r>
-        <w:rPr>
-          <w:rFonts w:cs="Times New Roman"/>
-          <w:sz w:val="24"/>
-          <w:szCs w:val="20"/>
-          <w:lang w:val="ru-RU" w:eastAsia="ru-RU"/>
-          <w14:ligatures w14:val="standardContextual"/>
-        </w:rPr>
-        <w:t xml:space="preserve">, отдельная административная запись), </w:t>
-      </w:r>
-      <w:proofErr w:type="spellStart"/>
-      <w:r>
-        <w:rPr>
-          <w:rFonts w:cs="Times New Roman"/>
-          <w:sz w:val="24"/>
-          <w:szCs w:val="20"/>
-          <w:lang w:val="ru-RU" w:eastAsia="ru-RU"/>
-          <w14:ligatures w14:val="standardContextual"/>
-        </w:rPr>
-        <w:t>technical</w:t>
-      </w:r>
-      <w:proofErr w:type="spellEnd"/>
-      <w:r>
-        <w:rPr>
-          <w:rFonts w:cs="Times New Roman"/>
-          <w:sz w:val="24"/>
-          <w:szCs w:val="20"/>
-          <w:lang w:val="ru-RU" w:eastAsia="ru-RU"/>
-          <w14:ligatures w14:val="standardContextual"/>
-        </w:rPr>
-        <w:t xml:space="preserve"> (технологов), </w:t>
-      </w:r>
-      <w:proofErr w:type="spellStart"/>
-      <w:r>
-        <w:rPr>
-          <w:rFonts w:cs="Times New Roman"/>
-          <w:sz w:val="24"/>
-          <w:szCs w:val="20"/>
-          <w:lang w:val="ru-RU" w:eastAsia="ru-RU"/>
-          <w14:ligatures w14:val="standardContextual"/>
-        </w:rPr>
-        <w:t>legal</w:t>
-      </w:r>
-      <w:proofErr w:type="spellEnd"/>
-      <w:r>
-        <w:rPr>
-          <w:rFonts w:cs="Times New Roman"/>
-          <w:sz w:val="24"/>
-          <w:szCs w:val="20"/>
-          <w:lang w:val="ru-RU" w:eastAsia="ru-RU"/>
-          <w14:ligatures w14:val="standardContextual"/>
-        </w:rPr>
-        <w:t xml:space="preserve"> (Крупинин), </w:t>
-      </w:r>
-      <w:proofErr w:type="spellStart"/>
-      <w:r>
-        <w:rPr>
-          <w:rFonts w:cs="Times New Roman"/>
-          <w:sz w:val="24"/>
-          <w:szCs w:val="20"/>
-          <w:lang w:val="ru-RU" w:eastAsia="ru-RU"/>
-          <w14:ligatures w14:val="standardContextual"/>
-        </w:rPr>
-        <w:t>director</w:t>
-      </w:r>
-      <w:proofErr w:type="spellEnd"/>
-      <w:r>
-        <w:rPr>
-          <w:rFonts w:cs="Times New Roman"/>
-          <w:sz w:val="24"/>
-          <w:szCs w:val="20"/>
-          <w:lang w:val="ru-RU" w:eastAsia="ru-RU"/>
-          <w14:ligatures w14:val="standardContextual"/>
-        </w:rPr>
-        <w:t xml:space="preserve"> (Ковалец). Техническая группа работает с материалами назначенных заказов; юридическая — с договорами и кадровыми данными; директор — с утверждением итоговых документов. Администратор получает технический доступ для обслуживания; чтение содержимого вне задания не допускается. Работа на защищённом АРМ выполняется по очереди, по личным записям.</w:t>
+        <w:t>Группы доступа: administration (Пананрин, отдельная административная запись), technical (технологов), legal (Крупинин), director (Ковалец). Техническая группа работает с материалами назначенных заказов; юридическая — с договорами и кадровыми данными; директор — с утверждением итоговых документов. Администратор получает технический доступ для обслуживания; чтение содержимого вне задания не допускается. Работа на защищённом АРМ выполняется по очереди, по личным записям.</w:t>
       </w:r>
     </w:p>
     <w:p>
@@ -26492,271 +25482,7 @@
           <w:lang w:val="ru-RU" w:eastAsia="ru-RU"/>
           <w14:ligatures w14:val="standardContextual"/>
         </w:rPr>
-        <w:t>Электронные документы хранятся на SRV-01 в каталогах /</w:t>
-      </w:r>
-      <w:proofErr w:type="spellStart"/>
-      <w:r>
-        <w:rPr>
-          <w:rFonts w:cs="Times New Roman"/>
-          <w:sz w:val="24"/>
-          <w:szCs w:val="20"/>
-          <w:lang w:val="ru-RU" w:eastAsia="ru-RU"/>
-          <w14:ligatures w14:val="standardContextual"/>
-        </w:rPr>
-        <w:t>srv</w:t>
-      </w:r>
-      <w:proofErr w:type="spellEnd"/>
-      <w:r>
-        <w:rPr>
-          <w:rFonts w:cs="Times New Roman"/>
-          <w:sz w:val="24"/>
-          <w:szCs w:val="20"/>
-          <w:lang w:val="ru-RU" w:eastAsia="ru-RU"/>
-          <w14:ligatures w14:val="standardContextual"/>
-        </w:rPr>
-        <w:t>/</w:t>
-      </w:r>
-      <w:proofErr w:type="spellStart"/>
-      <w:r>
-        <w:rPr>
-          <w:rFonts w:cs="Times New Roman"/>
-          <w:sz w:val="24"/>
-          <w:szCs w:val="20"/>
-          <w:lang w:val="ru-RU" w:eastAsia="ru-RU"/>
-          <w14:ligatures w14:val="standardContextual"/>
-        </w:rPr>
-        <w:t>secure</w:t>
-      </w:r>
-      <w:proofErr w:type="spellEnd"/>
-      <w:r>
-        <w:rPr>
-          <w:rFonts w:cs="Times New Roman"/>
-          <w:sz w:val="24"/>
-          <w:szCs w:val="20"/>
-          <w:lang w:val="ru-RU" w:eastAsia="ru-RU"/>
-          <w14:ligatures w14:val="standardContextual"/>
-        </w:rPr>
-        <w:t>/</w:t>
-      </w:r>
-      <w:proofErr w:type="spellStart"/>
-      <w:r>
-        <w:rPr>
-          <w:rFonts w:cs="Times New Roman"/>
-          <w:sz w:val="24"/>
-          <w:szCs w:val="20"/>
-          <w:lang w:val="ru-RU" w:eastAsia="ru-RU"/>
-          <w14:ligatures w14:val="standardContextual"/>
-        </w:rPr>
-        <w:t>orders</w:t>
-      </w:r>
-      <w:proofErr w:type="spellEnd"/>
-      <w:r>
-        <w:rPr>
-          <w:rFonts w:cs="Times New Roman"/>
-          <w:sz w:val="24"/>
-          <w:szCs w:val="20"/>
-          <w:lang w:val="ru-RU" w:eastAsia="ru-RU"/>
-          <w14:ligatures w14:val="standardContextual"/>
-        </w:rPr>
-        <w:t>, /</w:t>
-      </w:r>
-      <w:proofErr w:type="spellStart"/>
-      <w:r>
-        <w:rPr>
-          <w:rFonts w:cs="Times New Roman"/>
-          <w:sz w:val="24"/>
-          <w:szCs w:val="20"/>
-          <w:lang w:val="ru-RU" w:eastAsia="ru-RU"/>
-          <w14:ligatures w14:val="standardContextual"/>
-        </w:rPr>
-        <w:t>srv</w:t>
-      </w:r>
-      <w:proofErr w:type="spellEnd"/>
-      <w:r>
-        <w:rPr>
-          <w:rFonts w:cs="Times New Roman"/>
-          <w:sz w:val="24"/>
-          <w:szCs w:val="20"/>
-          <w:lang w:val="ru-RU" w:eastAsia="ru-RU"/>
-          <w14:ligatures w14:val="standardContextual"/>
-        </w:rPr>
-        <w:t>/</w:t>
-      </w:r>
-      <w:proofErr w:type="spellStart"/>
-      <w:r>
-        <w:rPr>
-          <w:rFonts w:cs="Times New Roman"/>
-          <w:sz w:val="24"/>
-          <w:szCs w:val="20"/>
-          <w:lang w:val="ru-RU" w:eastAsia="ru-RU"/>
-          <w14:ligatures w14:val="standardContextual"/>
-        </w:rPr>
-        <w:t>secure</w:t>
-      </w:r>
-      <w:proofErr w:type="spellEnd"/>
-      <w:r>
-        <w:rPr>
-          <w:rFonts w:cs="Times New Roman"/>
-          <w:sz w:val="24"/>
-          <w:szCs w:val="20"/>
-          <w:lang w:val="ru-RU" w:eastAsia="ru-RU"/>
-          <w14:ligatures w14:val="standardContextual"/>
-        </w:rPr>
-        <w:t>/</w:t>
-      </w:r>
-      <w:proofErr w:type="spellStart"/>
-      <w:r>
-        <w:rPr>
-          <w:rFonts w:cs="Times New Roman"/>
-          <w:sz w:val="24"/>
-          <w:szCs w:val="20"/>
-          <w:lang w:val="ru-RU" w:eastAsia="ru-RU"/>
-          <w14:ligatures w14:val="standardContextual"/>
-        </w:rPr>
-        <w:t>contracts</w:t>
-      </w:r>
-      <w:proofErr w:type="spellEnd"/>
-      <w:r>
-        <w:rPr>
-          <w:rFonts w:cs="Times New Roman"/>
-          <w:sz w:val="24"/>
-          <w:szCs w:val="20"/>
-          <w:lang w:val="ru-RU" w:eastAsia="ru-RU"/>
-          <w14:ligatures w14:val="standardContextual"/>
-        </w:rPr>
-        <w:t>, /</w:t>
-      </w:r>
-      <w:proofErr w:type="spellStart"/>
-      <w:r>
-        <w:rPr>
-          <w:rFonts w:cs="Times New Roman"/>
-          <w:sz w:val="24"/>
-          <w:szCs w:val="20"/>
-          <w:lang w:val="ru-RU" w:eastAsia="ru-RU"/>
-          <w14:ligatures w14:val="standardContextual"/>
-        </w:rPr>
-        <w:t>srv</w:t>
-      </w:r>
-      <w:proofErr w:type="spellEnd"/>
-      <w:r>
-        <w:rPr>
-          <w:rFonts w:cs="Times New Roman"/>
-          <w:sz w:val="24"/>
-          <w:szCs w:val="20"/>
-          <w:lang w:val="ru-RU" w:eastAsia="ru-RU"/>
-          <w14:ligatures w14:val="standardContextual"/>
-        </w:rPr>
-        <w:t>/</w:t>
-      </w:r>
-      <w:proofErr w:type="spellStart"/>
-      <w:r>
-        <w:rPr>
-          <w:rFonts w:cs="Times New Roman"/>
-          <w:sz w:val="24"/>
-          <w:szCs w:val="20"/>
-          <w:lang w:val="ru-RU" w:eastAsia="ru-RU"/>
-          <w14:ligatures w14:val="standardContextual"/>
-        </w:rPr>
-        <w:t>secure</w:t>
-      </w:r>
-      <w:proofErr w:type="spellEnd"/>
-      <w:r>
-        <w:rPr>
-          <w:rFonts w:cs="Times New Roman"/>
-          <w:sz w:val="24"/>
-          <w:szCs w:val="20"/>
-          <w:lang w:val="ru-RU" w:eastAsia="ru-RU"/>
-          <w14:ligatures w14:val="standardContextual"/>
-        </w:rPr>
-        <w:t>/</w:t>
-      </w:r>
-      <w:proofErr w:type="spellStart"/>
-      <w:r>
-        <w:rPr>
-          <w:rFonts w:cs="Times New Roman"/>
-          <w:sz w:val="24"/>
-          <w:szCs w:val="20"/>
-          <w:lang w:val="ru-RU" w:eastAsia="ru-RU"/>
-          <w14:ligatures w14:val="standardContextual"/>
-        </w:rPr>
-        <w:t>personnel</w:t>
-      </w:r>
-      <w:proofErr w:type="spellEnd"/>
-      <w:r>
-        <w:rPr>
-          <w:rFonts w:cs="Times New Roman"/>
-          <w:sz w:val="24"/>
-          <w:szCs w:val="20"/>
-          <w:lang w:val="ru-RU" w:eastAsia="ru-RU"/>
-          <w14:ligatures w14:val="standardContextual"/>
-        </w:rPr>
-        <w:t xml:space="preserve"> и /</w:t>
-      </w:r>
-      <w:proofErr w:type="spellStart"/>
-      <w:r>
-        <w:rPr>
-          <w:rFonts w:cs="Times New Roman"/>
-          <w:sz w:val="24"/>
-          <w:szCs w:val="20"/>
-          <w:lang w:val="ru-RU" w:eastAsia="ru-RU"/>
-          <w14:ligatures w14:val="standardContextual"/>
-        </w:rPr>
-        <w:t>srv</w:t>
-      </w:r>
-      <w:proofErr w:type="spellEnd"/>
-      <w:r>
-        <w:rPr>
-          <w:rFonts w:cs="Times New Roman"/>
-          <w:sz w:val="24"/>
-          <w:szCs w:val="20"/>
-          <w:lang w:val="ru-RU" w:eastAsia="ru-RU"/>
-          <w14:ligatures w14:val="standardContextual"/>
-        </w:rPr>
-        <w:t>/</w:t>
-      </w:r>
-      <w:proofErr w:type="spellStart"/>
-      <w:r>
-        <w:rPr>
-          <w:rFonts w:cs="Times New Roman"/>
-          <w:sz w:val="24"/>
-          <w:szCs w:val="20"/>
-          <w:lang w:val="ru-RU" w:eastAsia="ru-RU"/>
-          <w14:ligatures w14:val="standardContextual"/>
-        </w:rPr>
-        <w:t>secure</w:t>
-      </w:r>
-      <w:proofErr w:type="spellEnd"/>
-      <w:r>
-        <w:rPr>
-          <w:rFonts w:cs="Times New Roman"/>
-          <w:sz w:val="24"/>
-          <w:szCs w:val="20"/>
-          <w:lang w:val="ru-RU" w:eastAsia="ru-RU"/>
-          <w14:ligatures w14:val="standardContextual"/>
-        </w:rPr>
-        <w:t>/</w:t>
-      </w:r>
-      <w:proofErr w:type="spellStart"/>
-      <w:r>
-        <w:rPr>
-          <w:rFonts w:cs="Times New Roman"/>
-          <w:sz w:val="24"/>
-          <w:szCs w:val="20"/>
-          <w:lang w:val="ru-RU" w:eastAsia="ru-RU"/>
-          <w14:ligatures w14:val="standardContextual"/>
-        </w:rPr>
-        <w:t>ord</w:t>
-      </w:r>
-      <w:proofErr w:type="spellEnd"/>
-      <w:r>
-        <w:rPr>
-          <w:rFonts w:cs="Times New Roman"/>
-          <w:sz w:val="24"/>
-          <w:szCs w:val="20"/>
-          <w:lang w:val="ru-RU" w:eastAsia="ru-RU"/>
-          <w14:ligatures w14:val="standardContextual"/>
-        </w:rPr>
-        <w:t>. Бумажные оригиналы — в SAFE-01 помещения 03. Временные рабочие копии на ARM-05 удаляются после сохранения результата на сервер. Срок хранения определяется видом документа, договором и номенклатурой дел; для журналов технического контроля принят срок один год.</w:t>
+        <w:t>Электронные документы хранятся на SRV-01 в каталогах /srv/secure/orders, /srv/secure/contracts, /srv/secure/personnel и /srv/secure/ord. Бумажные оригиналы — в SAFE-01 помещения 03. Временные рабочие копии на ARM-05 удаляются после сохранения результата на сервер. Срок хранения определяется видом документа, договором и номенклатурой дел; для журналов технического контроля принят срок один год.</w:t>
       </w:r>
     </w:p>
     <w:p>
@@ -26969,73 +25695,7 @@
           <w:lang w:val="ru-RU" w:eastAsia="ru-RU"/>
           <w14:ligatures w14:val="standardContextual"/>
         </w:rPr>
-        <w:t xml:space="preserve">Удаление выполняет ответственный после проверки срока хранения и наличия законного основания. Очистка временных файлов и носителей фиксируется в журнале; для вывода SSD из эксплуатации используется поддерживаемая устройством команда </w:t>
-      </w:r>
-      <w:proofErr w:type="spellStart"/>
-      <w:r>
-        <w:rPr>
-          <w:rFonts w:cs="Times New Roman"/>
-          <w:sz w:val="24"/>
-          <w:szCs w:val="20"/>
-          <w:lang w:val="ru-RU" w:eastAsia="ru-RU"/>
-          <w14:ligatures w14:val="standardContextual"/>
-        </w:rPr>
-        <w:t>sanitize</w:t>
-      </w:r>
-      <w:proofErr w:type="spellEnd"/>
-      <w:r>
-        <w:rPr>
-          <w:rFonts w:cs="Times New Roman"/>
-          <w:sz w:val="24"/>
-          <w:szCs w:val="20"/>
-          <w:lang w:val="ru-RU" w:eastAsia="ru-RU"/>
-          <w14:ligatures w14:val="standardContextual"/>
-        </w:rPr>
-        <w:t>/</w:t>
-      </w:r>
-      <w:proofErr w:type="spellStart"/>
-      <w:r>
-        <w:rPr>
-          <w:rFonts w:cs="Times New Roman"/>
-          <w:sz w:val="24"/>
-          <w:szCs w:val="20"/>
-          <w:lang w:val="ru-RU" w:eastAsia="ru-RU"/>
-          <w14:ligatures w14:val="standardContextual"/>
-        </w:rPr>
-        <w:t>secure</w:t>
-      </w:r>
-      <w:proofErr w:type="spellEnd"/>
-      <w:r>
-        <w:rPr>
-          <w:rFonts w:cs="Times New Roman"/>
-          <w:sz w:val="24"/>
-          <w:szCs w:val="20"/>
-          <w:lang w:val="ru-RU" w:eastAsia="ru-RU"/>
-          <w14:ligatures w14:val="standardContextual"/>
-        </w:rPr>
-        <w:t xml:space="preserve"> </w:t>
-      </w:r>
-      <w:proofErr w:type="spellStart"/>
-      <w:r>
-        <w:rPr>
-          <w:rFonts w:cs="Times New Roman"/>
-          <w:sz w:val="24"/>
-          <w:szCs w:val="20"/>
-          <w:lang w:val="ru-RU" w:eastAsia="ru-RU"/>
-          <w14:ligatures w14:val="standardContextual"/>
-        </w:rPr>
-        <w:t>erase</w:t>
-      </w:r>
-      <w:proofErr w:type="spellEnd"/>
-      <w:r>
-        <w:rPr>
-          <w:rFonts w:cs="Times New Roman"/>
-          <w:sz w:val="24"/>
-          <w:szCs w:val="20"/>
-          <w:lang w:val="ru-RU" w:eastAsia="ru-RU"/>
-          <w14:ligatures w14:val="standardContextual"/>
-        </w:rPr>
-        <w:t xml:space="preserve"> с проверкой результата. Обычное удаление файла и форматирование не признаются гарантированным уничтожением. Если проверить очистку нельзя, носитель направляется на физическое уничтожение. Сроки ротации резервных копий учитываются отдельно.</w:t>
+        <w:t>Удаление выполняет ответственный после проверки срока хранения и наличия законного основания. Очистка временных файлов и носителей фиксируется в журнале; для вывода SSD из эксплуатации используется поддерживаемая устройством команда sanitize/secure erase с проверкой результата. Обычное удаление файла и форматирование не признаются гарантированным уничтожением. Если проверить очистку нельзя, носитель направляется на физическое уничтожение. Сроки ротации резервных копий учитываются отдельно.</w:t>
       </w:r>
     </w:p>
     <w:p>
@@ -27366,51 +26026,7 @@
           <w:lang w:val="ru-RU" w:eastAsia="ru-RU"/>
           <w14:ligatures w14:val="standardContextual"/>
         </w:rPr>
-        <w:t xml:space="preserve">В 18:30 каждый рабочий день выполняется резервное копирование каталогов и конфигураций на BKP-A либо BKP-B с чередованием по дням. Хранятся </w:t>
-      </w:r>
-      <w:proofErr w:type="gramStart"/>
-      <w:r>
-        <w:rPr>
-          <w:rFonts w:cs="Times New Roman"/>
-          <w:sz w:val="24"/>
-          <w:szCs w:val="20"/>
-          <w:lang w:val="ru-RU" w:eastAsia="ru-RU"/>
-          <w14:ligatures w14:val="standardContextual"/>
-        </w:rPr>
-        <w:t>10 дневных</w:t>
-      </w:r>
-      <w:proofErr w:type="gramEnd"/>
-      <w:r>
-        <w:rPr>
-          <w:rFonts w:cs="Times New Roman"/>
-          <w:sz w:val="24"/>
-          <w:szCs w:val="20"/>
-          <w:lang w:val="ru-RU" w:eastAsia="ru-RU"/>
-          <w14:ligatures w14:val="standardContextual"/>
-        </w:rPr>
-        <w:t xml:space="preserve"> и </w:t>
-      </w:r>
-      <w:proofErr w:type="gramStart"/>
-      <w:r>
-        <w:rPr>
-          <w:rFonts w:cs="Times New Roman"/>
-          <w:sz w:val="24"/>
-          <w:szCs w:val="20"/>
-          <w:lang w:val="ru-RU" w:eastAsia="ru-RU"/>
-          <w14:ligatures w14:val="standardContextual"/>
-        </w:rPr>
-        <w:t>4 недельных</w:t>
-      </w:r>
-      <w:proofErr w:type="gramEnd"/>
-      <w:r>
-        <w:rPr>
-          <w:rFonts w:cs="Times New Roman"/>
-          <w:sz w:val="24"/>
-          <w:szCs w:val="20"/>
-          <w:lang w:val="ru-RU" w:eastAsia="ru-RU"/>
-          <w14:ligatures w14:val="standardContextual"/>
-        </w:rPr>
-        <w:t xml:space="preserve"> снимка при достаточной ёмкости, затем удаляются самые старые допустимые копии. В журнал вносятся результат, объём и носитель. Первого рабочего дня месяца выполняется тест восстановления отдельного файла в тестовый каталог. Цель восстановления: не более одного рабочего дня потери данных и восстановление до четырёх рабочих часов при исправном резервном носителе. UPS-01 питает сервер и SW-Z; при достижении порога разряда запускается корректное завершение работы. RAID1 не заменяет резервное копирование.</w:t>
+        <w:t>В 18:30 каждый рабочий день выполняется резервное копирование каталогов и конфигураций на BKP-A либо BKP-B с чередованием по дням. Хранятся 10 дневных и 4 недельных снимка при достаточной ёмкости, затем удаляются самые старые допустимые копии. В журнал вносятся результат, объём и носитель. Первого рабочего дня месяца выполняется тест восстановления отдельного файла в тестовый каталог. Цель восстановления: не более одного рабочего дня потери данных и восстановление до четырёх рабочих часов при исправном резервном носителе. UPS-01 питает сервер и SW-Z; при достижении порога разряда запускается корректное завершение работы. RAID1 не заменяет резервное копирование.</w:t>
       </w:r>
     </w:p>
     <w:p>
@@ -28292,79 +26908,7 @@
                 <w:lang w:val="ru-RU" w:eastAsia="ru-RU"/>
                 <w14:ligatures w14:val="standardContextual"/>
               </w:rPr>
-              <w:t>/</w:t>
-            </w:r>
-            <w:proofErr w:type="spellStart"/>
-            <w:r>
-              <w:rPr>
-                <w:rFonts w:cs="Times New Roman"/>
-                <w:kern w:val="2"/>
-                <w:sz w:val="22"/>
-                <w:szCs w:val="20"/>
-                <w:lang w:val="ru-RU" w:eastAsia="ru-RU"/>
-                <w14:ligatures w14:val="standardContextual"/>
-              </w:rPr>
-              <w:t>srv</w:t>
-            </w:r>
-            <w:proofErr w:type="spellEnd"/>
-            <w:r>
-              <w:rPr>
-                <w:rFonts w:cs="Times New Roman"/>
-                <w:kern w:val="2"/>
-                <w:sz w:val="22"/>
-                <w:szCs w:val="20"/>
-                <w:lang w:val="ru-RU" w:eastAsia="ru-RU"/>
-                <w14:ligatures w14:val="standardContextual"/>
-              </w:rPr>
-              <w:t>/</w:t>
-            </w:r>
-            <w:proofErr w:type="spellStart"/>
-            <w:r>
-              <w:rPr>
-                <w:rFonts w:cs="Times New Roman"/>
-                <w:kern w:val="2"/>
-                <w:sz w:val="22"/>
-                <w:szCs w:val="20"/>
-                <w:lang w:val="ru-RU" w:eastAsia="ru-RU"/>
-                <w14:ligatures w14:val="standardContextual"/>
-              </w:rPr>
-              <w:t>secure</w:t>
-            </w:r>
-            <w:proofErr w:type="spellEnd"/>
-            <w:r>
-              <w:rPr>
-                <w:rFonts w:cs="Times New Roman"/>
-                <w:kern w:val="2"/>
-                <w:sz w:val="22"/>
-                <w:szCs w:val="20"/>
-                <w:lang w:val="ru-RU" w:eastAsia="ru-RU"/>
-                <w14:ligatures w14:val="standardContextual"/>
-              </w:rPr>
-              <w:t>/</w:t>
-            </w:r>
-            <w:proofErr w:type="spellStart"/>
-            <w:r>
-              <w:rPr>
-                <w:rFonts w:cs="Times New Roman"/>
-                <w:kern w:val="2"/>
-                <w:sz w:val="22"/>
-                <w:szCs w:val="20"/>
-                <w:lang w:val="ru-RU" w:eastAsia="ru-RU"/>
-                <w14:ligatures w14:val="standardContextual"/>
-              </w:rPr>
-              <w:t>orders</w:t>
-            </w:r>
-            <w:proofErr w:type="spellEnd"/>
-            <w:r>
-              <w:rPr>
-                <w:rFonts w:cs="Times New Roman"/>
-                <w:kern w:val="2"/>
-                <w:sz w:val="22"/>
-                <w:szCs w:val="20"/>
-                <w:lang w:val="ru-RU" w:eastAsia="ru-RU"/>
-                <w14:ligatures w14:val="standardContextual"/>
-              </w:rPr>
-              <w:t>; доступ: Панарин; инженеры по назначенным заказам; Договоры и режим коммерческой тайны</w:t>
+              <w:t>/srv/secure/orders; доступ: Панарин; инженеры по назначенным заказам; Договоры и режим коммерческой тайны</w:t>
             </w:r>
           </w:p>
         </w:tc>
@@ -28482,79 +27026,7 @@
                 <w:lang w:val="ru-RU" w:eastAsia="ru-RU"/>
                 <w14:ligatures w14:val="standardContextual"/>
               </w:rPr>
-              <w:t>/</w:t>
-            </w:r>
-            <w:proofErr w:type="spellStart"/>
-            <w:r>
-              <w:rPr>
-                <w:rFonts w:cs="Times New Roman"/>
-                <w:kern w:val="2"/>
-                <w:sz w:val="22"/>
-                <w:szCs w:val="20"/>
-                <w:lang w:val="ru-RU" w:eastAsia="ru-RU"/>
-                <w14:ligatures w14:val="standardContextual"/>
-              </w:rPr>
-              <w:t>srv</w:t>
-            </w:r>
-            <w:proofErr w:type="spellEnd"/>
-            <w:r>
-              <w:rPr>
-                <w:rFonts w:cs="Times New Roman"/>
-                <w:kern w:val="2"/>
-                <w:sz w:val="22"/>
-                <w:szCs w:val="20"/>
-                <w:lang w:val="ru-RU" w:eastAsia="ru-RU"/>
-                <w14:ligatures w14:val="standardContextual"/>
-              </w:rPr>
-              <w:t>/</w:t>
-            </w:r>
-            <w:proofErr w:type="spellStart"/>
-            <w:r>
-              <w:rPr>
-                <w:rFonts w:cs="Times New Roman"/>
-                <w:kern w:val="2"/>
-                <w:sz w:val="22"/>
-                <w:szCs w:val="20"/>
-                <w:lang w:val="ru-RU" w:eastAsia="ru-RU"/>
-                <w14:ligatures w14:val="standardContextual"/>
-              </w:rPr>
-              <w:t>secure</w:t>
-            </w:r>
-            <w:proofErr w:type="spellEnd"/>
-            <w:r>
-              <w:rPr>
-                <w:rFonts w:cs="Times New Roman"/>
-                <w:kern w:val="2"/>
-                <w:sz w:val="22"/>
-                <w:szCs w:val="20"/>
-                <w:lang w:val="ru-RU" w:eastAsia="ru-RU"/>
-                <w14:ligatures w14:val="standardContextual"/>
-              </w:rPr>
-              <w:t>/</w:t>
-            </w:r>
-            <w:proofErr w:type="spellStart"/>
-            <w:r>
-              <w:rPr>
-                <w:rFonts w:cs="Times New Roman"/>
-                <w:kern w:val="2"/>
-                <w:sz w:val="22"/>
-                <w:szCs w:val="20"/>
-                <w:lang w:val="ru-RU" w:eastAsia="ru-RU"/>
-                <w14:ligatures w14:val="standardContextual"/>
-              </w:rPr>
-              <w:t>contracts</w:t>
-            </w:r>
-            <w:proofErr w:type="spellEnd"/>
-            <w:r>
-              <w:rPr>
-                <w:rFonts w:cs="Times New Roman"/>
-                <w:kern w:val="2"/>
-                <w:sz w:val="22"/>
-                <w:szCs w:val="20"/>
-                <w:lang w:val="ru-RU" w:eastAsia="ru-RU"/>
-                <w14:ligatures w14:val="standardContextual"/>
-              </w:rPr>
-              <w:t>; доступ: Крупинин; директор; Договорные обязательства, персональные данные</w:t>
+              <w:t>/srv/secure/contracts; доступ: Крупинин; директор; Договорные обязательства, персональные данные</w:t>
             </w:r>
           </w:p>
         </w:tc>
@@ -28672,93 +27144,8 @@
                 <w:lang w:val="ru-RU" w:eastAsia="ru-RU"/>
                 <w14:ligatures w14:val="standardContextual"/>
               </w:rPr>
-              <w:t>/</w:t>
-            </w:r>
-            <w:proofErr w:type="spellStart"/>
-            <w:r>
-              <w:rPr>
-                <w:rFonts w:cs="Times New Roman"/>
-                <w:kern w:val="2"/>
-                <w:sz w:val="22"/>
-                <w:szCs w:val="20"/>
-                <w:lang w:val="ru-RU" w:eastAsia="ru-RU"/>
-                <w14:ligatures w14:val="standardContextual"/>
-              </w:rPr>
-              <w:t>srv</w:t>
-            </w:r>
-            <w:proofErr w:type="spellEnd"/>
-            <w:r>
-              <w:rPr>
-                <w:rFonts w:cs="Times New Roman"/>
-                <w:kern w:val="2"/>
-                <w:sz w:val="22"/>
-                <w:szCs w:val="20"/>
-                <w:lang w:val="ru-RU" w:eastAsia="ru-RU"/>
-                <w14:ligatures w14:val="standardContextual"/>
-              </w:rPr>
-              <w:t>/</w:t>
-            </w:r>
-            <w:proofErr w:type="spellStart"/>
-            <w:r>
-              <w:rPr>
-                <w:rFonts w:cs="Times New Roman"/>
-                <w:kern w:val="2"/>
-                <w:sz w:val="22"/>
-                <w:szCs w:val="20"/>
-                <w:lang w:val="ru-RU" w:eastAsia="ru-RU"/>
-                <w14:ligatures w14:val="standardContextual"/>
-              </w:rPr>
-              <w:t>secure</w:t>
-            </w:r>
-            <w:proofErr w:type="spellEnd"/>
-            <w:r>
-              <w:rPr>
-                <w:rFonts w:cs="Times New Roman"/>
-                <w:kern w:val="2"/>
-                <w:sz w:val="22"/>
-                <w:szCs w:val="20"/>
-                <w:lang w:val="ru-RU" w:eastAsia="ru-RU"/>
-                <w14:ligatures w14:val="standardContextual"/>
-              </w:rPr>
-              <w:t>/</w:t>
-            </w:r>
-            <w:proofErr w:type="spellStart"/>
-            <w:r>
-              <w:rPr>
-                <w:rFonts w:cs="Times New Roman"/>
-                <w:kern w:val="2"/>
-                <w:sz w:val="22"/>
-                <w:szCs w:val="20"/>
-                <w:lang w:val="ru-RU" w:eastAsia="ru-RU"/>
-                <w14:ligatures w14:val="standardContextual"/>
-              </w:rPr>
-              <w:t>personnel</w:t>
-            </w:r>
-            <w:proofErr w:type="spellEnd"/>
-            <w:r>
-              <w:rPr>
-                <w:rFonts w:cs="Times New Roman"/>
-                <w:kern w:val="2"/>
-                <w:sz w:val="22"/>
-                <w:szCs w:val="20"/>
-                <w:lang w:val="ru-RU" w:eastAsia="ru-RU"/>
-                <w14:ligatures w14:val="standardContextual"/>
-              </w:rPr>
-              <w:t xml:space="preserve">; доступ: Крупинин; директор; Трудовые отношения; иные </w:t>
-            </w:r>
-            <w:proofErr w:type="spellStart"/>
-            <w:r>
-              <w:rPr>
-                <w:rFonts w:cs="Times New Roman"/>
-                <w:kern w:val="2"/>
-                <w:sz w:val="22"/>
-                <w:szCs w:val="20"/>
-                <w:lang w:val="ru-RU" w:eastAsia="ru-RU"/>
-                <w14:ligatures w14:val="standardContextual"/>
-              </w:rPr>
-              <w:t>ПДн</w:t>
-            </w:r>
-            <w:proofErr w:type="spellEnd"/>
+              <w:t>/srv/secure/personnel; доступ: Крупинин; директор; Трудовые отношения; иные ПДн</w:t>
+            </w:r>
           </w:p>
         </w:tc>
       </w:tr>
@@ -28875,79 +27262,7 @@
                 <w:lang w:val="ru-RU" w:eastAsia="ru-RU"/>
                 <w14:ligatures w14:val="standardContextual"/>
               </w:rPr>
-              <w:t>/</w:t>
-            </w:r>
-            <w:proofErr w:type="spellStart"/>
-            <w:r>
-              <w:rPr>
-                <w:rFonts w:cs="Times New Roman"/>
-                <w:kern w:val="2"/>
-                <w:sz w:val="22"/>
-                <w:szCs w:val="20"/>
-                <w:lang w:val="ru-RU" w:eastAsia="ru-RU"/>
-                <w14:ligatures w14:val="standardContextual"/>
-              </w:rPr>
-              <w:t>srv</w:t>
-            </w:r>
-            <w:proofErr w:type="spellEnd"/>
-            <w:r>
-              <w:rPr>
-                <w:rFonts w:cs="Times New Roman"/>
-                <w:kern w:val="2"/>
-                <w:sz w:val="22"/>
-                <w:szCs w:val="20"/>
-                <w:lang w:val="ru-RU" w:eastAsia="ru-RU"/>
-                <w14:ligatures w14:val="standardContextual"/>
-              </w:rPr>
-              <w:t>/</w:t>
-            </w:r>
-            <w:proofErr w:type="spellStart"/>
-            <w:r>
-              <w:rPr>
-                <w:rFonts w:cs="Times New Roman"/>
-                <w:kern w:val="2"/>
-                <w:sz w:val="22"/>
-                <w:szCs w:val="20"/>
-                <w:lang w:val="ru-RU" w:eastAsia="ru-RU"/>
-                <w14:ligatures w14:val="standardContextual"/>
-              </w:rPr>
-              <w:t>secure</w:t>
-            </w:r>
-            <w:proofErr w:type="spellEnd"/>
-            <w:r>
-              <w:rPr>
-                <w:rFonts w:cs="Times New Roman"/>
-                <w:kern w:val="2"/>
-                <w:sz w:val="22"/>
-                <w:szCs w:val="20"/>
-                <w:lang w:val="ru-RU" w:eastAsia="ru-RU"/>
-                <w14:ligatures w14:val="standardContextual"/>
-              </w:rPr>
-              <w:t>/</w:t>
-            </w:r>
-            <w:proofErr w:type="spellStart"/>
-            <w:r>
-              <w:rPr>
-                <w:rFonts w:cs="Times New Roman"/>
-                <w:kern w:val="2"/>
-                <w:sz w:val="22"/>
-                <w:szCs w:val="20"/>
-                <w:lang w:val="ru-RU" w:eastAsia="ru-RU"/>
-                <w14:ligatures w14:val="standardContextual"/>
-              </w:rPr>
-              <w:t>ord</w:t>
-            </w:r>
-            <w:proofErr w:type="spellEnd"/>
-            <w:r>
-              <w:rPr>
-                <w:rFonts w:cs="Times New Roman"/>
-                <w:kern w:val="2"/>
-                <w:sz w:val="22"/>
-                <w:szCs w:val="20"/>
-                <w:lang w:val="ru-RU" w:eastAsia="ru-RU"/>
-                <w14:ligatures w14:val="standardContextual"/>
-              </w:rPr>
-              <w:t>; доступ: По должностным обязанностям; Внутренний порядок доступа</w:t>
+              <w:t>/srv/secure/ord; доступ: По должностным обязанностям; Внутренний порядок доступа</w:t>
             </w:r>
           </w:p>
         </w:tc>
@@ -29065,55 +27380,7 @@
                 <w:lang w:val="ru-RU" w:eastAsia="ru-RU"/>
                 <w14:ligatures w14:val="standardContextual"/>
               </w:rPr>
-              <w:t>/</w:t>
-            </w:r>
-            <w:proofErr w:type="spellStart"/>
-            <w:r>
-              <w:rPr>
-                <w:rFonts w:cs="Times New Roman"/>
-                <w:kern w:val="2"/>
-                <w:sz w:val="22"/>
-                <w:szCs w:val="20"/>
-                <w:lang w:val="ru-RU" w:eastAsia="ru-RU"/>
-                <w14:ligatures w14:val="standardContextual"/>
-              </w:rPr>
-              <w:t>var</w:t>
-            </w:r>
-            <w:proofErr w:type="spellEnd"/>
-            <w:r>
-              <w:rPr>
-                <w:rFonts w:cs="Times New Roman"/>
-                <w:kern w:val="2"/>
-                <w:sz w:val="22"/>
-                <w:szCs w:val="20"/>
-                <w:lang w:val="ru-RU" w:eastAsia="ru-RU"/>
-                <w14:ligatures w14:val="standardContextual"/>
-              </w:rPr>
-              <w:t>/</w:t>
-            </w:r>
-            <w:proofErr w:type="spellStart"/>
-            <w:r>
-              <w:rPr>
-                <w:rFonts w:cs="Times New Roman"/>
-                <w:kern w:val="2"/>
-                <w:sz w:val="22"/>
-                <w:szCs w:val="20"/>
-                <w:lang w:val="ru-RU" w:eastAsia="ru-RU"/>
-                <w14:ligatures w14:val="standardContextual"/>
-              </w:rPr>
-              <w:t>log</w:t>
-            </w:r>
-            <w:proofErr w:type="spellEnd"/>
-            <w:r>
-              <w:rPr>
-                <w:rFonts w:cs="Times New Roman"/>
-                <w:kern w:val="2"/>
-                <w:sz w:val="22"/>
-                <w:szCs w:val="20"/>
-                <w:lang w:val="ru-RU" w:eastAsia="ru-RU"/>
-                <w14:ligatures w14:val="standardContextual"/>
-              </w:rPr>
-              <w:t xml:space="preserve"> и BKP-A/B; доступ: Панарин; Обеспечение безопасности и восстановления</w:t>
+              <w:t>/var/log и BKP-A/B; доступ: Панарин; Обеспечение безопасности и восстановления</w:t>
             </w:r>
           </w:p>
         </w:tc>
@@ -30611,29 +28878,7 @@
                 <w:lang w:val="ru-RU" w:eastAsia="ru-RU"/>
                 <w14:ligatures w14:val="standardContextual"/>
               </w:rPr>
-              <w:t xml:space="preserve">175–5600 Гц; мощность не менее 25 </w:t>
-            </w:r>
-            <w:proofErr w:type="spellStart"/>
-            <w:r>
-              <w:rPr>
-                <w:rFonts w:cs="Times New Roman"/>
-                <w:sz w:val="22"/>
-                <w:szCs w:val="20"/>
-                <w:lang w:val="ru-RU" w:eastAsia="ru-RU"/>
-                <w14:ligatures w14:val="standardContextual"/>
-              </w:rPr>
-              <w:t>дБм</w:t>
-            </w:r>
-            <w:proofErr w:type="spellEnd"/>
-            <w:r>
-              <w:rPr>
-                <w:rFonts w:cs="Times New Roman"/>
-                <w:sz w:val="22"/>
-                <w:szCs w:val="20"/>
-                <w:lang w:val="ru-RU" w:eastAsia="ru-RU"/>
-                <w14:ligatures w14:val="standardContextual"/>
-              </w:rPr>
-              <w:t>; полная спецификация — МТБ-01</w:t>
+              <w:t>175–5600 Гц; мощность не менее 25 дБм; полная спецификация — МТБ-01</w:t>
             </w:r>
           </w:p>
         </w:tc>
@@ -31340,20 +29585,8 @@
                 <w:lang w:val="ru-RU" w:eastAsia="ru-RU"/>
                 <w14:ligatures w14:val="standardContextual"/>
               </w:rPr>
-              <w:t xml:space="preserve">Селективные </w:t>
-            </w:r>
-            <w:proofErr w:type="spellStart"/>
-            <w:r>
-              <w:rPr>
-                <w:rFonts w:cs="Times New Roman"/>
-                <w:sz w:val="22"/>
-                <w:szCs w:val="20"/>
-                <w:lang w:val="ru-RU" w:eastAsia="ru-RU"/>
-                <w14:ligatures w14:val="standardContextual"/>
-              </w:rPr>
-              <w:t>микровольтметры</w:t>
-            </w:r>
-            <w:proofErr w:type="spellEnd"/>
+              <w:t>Селективные микровольтметры</w:t>
+            </w:r>
           </w:p>
         </w:tc>
         <w:tc>
@@ -41934,7 +40167,6 @@
                 <w:sz w:val="16"/>
               </w:rPr>
             </w:pPr>
-            <w:proofErr w:type="spellStart"/>
             <w:r>
               <w:rPr>
                 <w:rFonts w:ascii="Arial" w:eastAsia="Arial" w:hAnsi="Arial" w:cs="Times New Roman"/>
@@ -41944,7 +40176,6 @@
               </w:rPr>
               <w:t>Параметр</w:t>
             </w:r>
-            <w:proofErr w:type="spellEnd"/>
           </w:p>
         </w:tc>
         <w:tc>
@@ -41974,7 +40205,6 @@
                 <w:sz w:val="16"/>
               </w:rPr>
             </w:pPr>
-            <w:proofErr w:type="spellStart"/>
             <w:r>
               <w:rPr>
                 <w:rFonts w:ascii="Arial" w:eastAsia="Arial" w:hAnsi="Arial" w:cs="Times New Roman"/>
@@ -41984,7 +40214,6 @@
               </w:rPr>
               <w:t>Сведения</w:t>
             </w:r>
-            <w:proofErr w:type="spellEnd"/>
           </w:p>
         </w:tc>
       </w:tr>
@@ -42019,7 +40248,6 @@
                 <w:sz w:val="16"/>
               </w:rPr>
             </w:pPr>
-            <w:proofErr w:type="spellStart"/>
             <w:r>
               <w:rPr>
                 <w:rFonts w:ascii="Arial" w:eastAsia="Arial" w:hAnsi="Arial" w:cs="Times New Roman"/>
@@ -42028,7 +40256,6 @@
               </w:rPr>
               <w:t>Наименование</w:t>
             </w:r>
-            <w:proofErr w:type="spellEnd"/>
           </w:p>
         </w:tc>
         <w:tc>
@@ -42102,7 +40329,6 @@
                 <w:sz w:val="16"/>
               </w:rPr>
             </w:pPr>
-            <w:proofErr w:type="spellStart"/>
             <w:r>
               <w:rPr>
                 <w:rFonts w:ascii="Arial" w:eastAsia="Arial" w:hAnsi="Arial" w:cs="Times New Roman"/>
@@ -42111,7 +40337,6 @@
               </w:rPr>
               <w:t>Назначение</w:t>
             </w:r>
-            <w:proofErr w:type="spellEnd"/>
           </w:p>
         </w:tc>
         <w:tc>
@@ -42185,34 +40410,14 @@
                 <w:sz w:val="16"/>
               </w:rPr>
             </w:pPr>
-            <w:proofErr w:type="spellStart"/>
             <w:r>
               <w:rPr>
                 <w:rFonts w:ascii="Arial" w:eastAsia="Arial" w:hAnsi="Arial" w:cs="Times New Roman"/>
                 <w:color w:val="000000" w:themeColor="text1"/>
                 <w:sz w:val="15"/>
               </w:rPr>
-              <w:t>Владелец</w:t>
-            </w:r>
-            <w:proofErr w:type="spellEnd"/>
-            <w:r>
-              <w:rPr>
-                <w:rFonts w:ascii="Arial" w:eastAsia="Arial" w:hAnsi="Arial" w:cs="Times New Roman"/>
-                <w:color w:val="000000" w:themeColor="text1"/>
-                <w:sz w:val="15"/>
-              </w:rPr>
-              <w:t xml:space="preserve"> / </w:t>
-            </w:r>
-            <w:proofErr w:type="spellStart"/>
-            <w:r>
-              <w:rPr>
-                <w:rFonts w:ascii="Arial" w:eastAsia="Arial" w:hAnsi="Arial" w:cs="Times New Roman"/>
-                <w:color w:val="000000" w:themeColor="text1"/>
-                <w:sz w:val="15"/>
-              </w:rPr>
-              <w:t>адрес</w:t>
-            </w:r>
-            <w:proofErr w:type="spellEnd"/>
+              <w:t>Владелец / адрес</w:t>
+            </w:r>
           </w:p>
         </w:tc>
         <w:tc>
@@ -42252,41 +40457,13 @@
               </w:rPr>
               <w:t xml:space="preserve">ООО «Гусь ИнфоЗащита»; 344000, г. Ростов-на-Дону, ул. </w:t>
             </w:r>
-            <w:proofErr w:type="spellStart"/>
             <w:r>
               <w:rPr>
                 <w:rFonts w:ascii="Arial" w:eastAsia="Arial" w:hAnsi="Arial" w:cs="Times New Roman"/>
                 <w:color w:val="000000" w:themeColor="text1"/>
                 <w:sz w:val="15"/>
               </w:rPr>
-              <w:t>Обороны</w:t>
-            </w:r>
-            <w:proofErr w:type="spellEnd"/>
-            <w:r>
-              <w:rPr>
-                <w:rFonts w:ascii="Arial" w:eastAsia="Arial" w:hAnsi="Arial" w:cs="Times New Roman"/>
-                <w:color w:val="000000" w:themeColor="text1"/>
-                <w:sz w:val="15"/>
-              </w:rPr>
-              <w:t xml:space="preserve">, д. 89, </w:t>
-            </w:r>
-            <w:proofErr w:type="spellStart"/>
-            <w:r>
-              <w:rPr>
-                <w:rFonts w:ascii="Arial" w:eastAsia="Arial" w:hAnsi="Arial" w:cs="Times New Roman"/>
-                <w:color w:val="000000" w:themeColor="text1"/>
-                <w:sz w:val="15"/>
-              </w:rPr>
-              <w:t>офис</w:t>
-            </w:r>
-            <w:proofErr w:type="spellEnd"/>
-            <w:r>
-              <w:rPr>
-                <w:rFonts w:ascii="Arial" w:eastAsia="Arial" w:hAnsi="Arial" w:cs="Times New Roman"/>
-                <w:color w:val="000000" w:themeColor="text1"/>
-                <w:sz w:val="15"/>
-              </w:rPr>
-              <w:t xml:space="preserve"> 210</w:t>
+              <w:t>Обороны, д. 89, офис 210</w:t>
             </w:r>
           </w:p>
         </w:tc>
@@ -42322,34 +40499,14 @@
                 <w:sz w:val="16"/>
               </w:rPr>
             </w:pPr>
-            <w:proofErr w:type="spellStart"/>
             <w:r>
               <w:rPr>
                 <w:rFonts w:ascii="Arial" w:eastAsia="Arial" w:hAnsi="Arial" w:cs="Times New Roman"/>
                 <w:color w:val="000000" w:themeColor="text1"/>
                 <w:sz w:val="15"/>
               </w:rPr>
-              <w:t>Состав</w:t>
-            </w:r>
-            <w:proofErr w:type="spellEnd"/>
-            <w:r>
-              <w:rPr>
-                <w:rFonts w:ascii="Arial" w:eastAsia="Arial" w:hAnsi="Arial" w:cs="Times New Roman"/>
-                <w:color w:val="000000" w:themeColor="text1"/>
-                <w:sz w:val="15"/>
-              </w:rPr>
-              <w:t xml:space="preserve"> / </w:t>
-            </w:r>
-            <w:proofErr w:type="spellStart"/>
-            <w:r>
-              <w:rPr>
-                <w:rFonts w:ascii="Arial" w:eastAsia="Arial" w:hAnsi="Arial" w:cs="Times New Roman"/>
-                <w:color w:val="000000" w:themeColor="text1"/>
-                <w:sz w:val="15"/>
-              </w:rPr>
-              <w:t>размещение</w:t>
-            </w:r>
-            <w:proofErr w:type="spellEnd"/>
+              <w:t>Состав / размещение</w:t>
+            </w:r>
           </w:p>
         </w:tc>
         <w:tc>
@@ -42423,34 +40580,14 @@
                 <w:sz w:val="16"/>
               </w:rPr>
             </w:pPr>
-            <w:proofErr w:type="spellStart"/>
             <w:r>
               <w:rPr>
                 <w:rFonts w:ascii="Arial" w:eastAsia="Arial" w:hAnsi="Arial" w:cs="Times New Roman"/>
                 <w:color w:val="000000" w:themeColor="text1"/>
                 <w:sz w:val="15"/>
               </w:rPr>
-              <w:t>Архитектура</w:t>
-            </w:r>
-            <w:proofErr w:type="spellEnd"/>
-            <w:r>
-              <w:rPr>
-                <w:rFonts w:ascii="Arial" w:eastAsia="Arial" w:hAnsi="Arial" w:cs="Times New Roman"/>
-                <w:color w:val="000000" w:themeColor="text1"/>
-                <w:sz w:val="15"/>
-              </w:rPr>
-              <w:t xml:space="preserve"> и </w:t>
-            </w:r>
-            <w:proofErr w:type="spellStart"/>
-            <w:r>
-              <w:rPr>
-                <w:rFonts w:ascii="Arial" w:eastAsia="Arial" w:hAnsi="Arial" w:cs="Times New Roman"/>
-                <w:color w:val="000000" w:themeColor="text1"/>
-                <w:sz w:val="15"/>
-              </w:rPr>
-              <w:t>адресация</w:t>
-            </w:r>
-            <w:proofErr w:type="spellEnd"/>
+              <w:t>Архитектура и адресация</w:t>
+            </w:r>
           </w:p>
         </w:tc>
         <w:tc>
@@ -42514,7 +40651,6 @@
           <w:sz w:val="16"/>
         </w:rPr>
       </w:pPr>
-      <w:proofErr w:type="spellStart"/>
       <w:r>
         <w:rPr>
           <w:rFonts w:ascii="Arial" w:eastAsia="Arial" w:hAnsi="Arial" w:cs="Times New Roman"/>
@@ -42522,49 +40658,8 @@
           <w:color w:val="24445B"/>
           <w:sz w:val="18"/>
         </w:rPr>
-        <w:t>Состав</w:t>
-      </w:r>
-      <w:proofErr w:type="spellEnd"/>
-      <w:r>
-        <w:rPr>
-          <w:rFonts w:ascii="Arial" w:eastAsia="Arial" w:hAnsi="Arial" w:cs="Times New Roman"/>
-          <w:b/>
-          <w:color w:val="24445B"/>
-          <w:sz w:val="18"/>
-        </w:rPr>
-        <w:t xml:space="preserve"> </w:t>
-      </w:r>
-      <w:proofErr w:type="spellStart"/>
-      <w:r>
-        <w:rPr>
-          <w:rFonts w:ascii="Arial" w:eastAsia="Arial" w:hAnsi="Arial" w:cs="Times New Roman"/>
-          <w:b/>
-          <w:color w:val="24445B"/>
-          <w:sz w:val="18"/>
-        </w:rPr>
-        <w:t>технических</w:t>
-      </w:r>
-      <w:proofErr w:type="spellEnd"/>
-      <w:r>
-        <w:rPr>
-          <w:rFonts w:ascii="Arial" w:eastAsia="Arial" w:hAnsi="Arial" w:cs="Times New Roman"/>
-          <w:b/>
-          <w:color w:val="24445B"/>
-          <w:sz w:val="18"/>
-        </w:rPr>
-        <w:t xml:space="preserve"> </w:t>
-      </w:r>
-      <w:proofErr w:type="spellStart"/>
-      <w:r>
-        <w:rPr>
-          <w:rFonts w:ascii="Arial" w:eastAsia="Arial" w:hAnsi="Arial" w:cs="Times New Roman"/>
-          <w:b/>
-          <w:color w:val="24445B"/>
-          <w:sz w:val="18"/>
-        </w:rPr>
-        <w:t>средств</w:t>
-      </w:r>
-      <w:proofErr w:type="spellEnd"/>
+        <w:t>Состав технических средств</w:t>
+      </w:r>
     </w:p>
     <w:tbl>
       <w:tblPr>
@@ -42620,7 +40715,6 @@
                 <w:lang w:val="ru-RU"/>
               </w:rPr>
             </w:pPr>
-            <w:proofErr w:type="spellStart"/>
             <w:r>
               <w:rPr>
                 <w:rFonts w:ascii="Arial" w:eastAsia="Arial" w:hAnsi="Arial" w:cs="Times New Roman"/>
@@ -42630,7 +40724,6 @@
               </w:rPr>
               <w:t>Средство</w:t>
             </w:r>
-            <w:proofErr w:type="spellEnd"/>
           </w:p>
         </w:tc>
         <w:tc>
@@ -42660,7 +40753,6 @@
                 <w:sz w:val="16"/>
               </w:rPr>
             </w:pPr>
-            <w:proofErr w:type="spellStart"/>
             <w:r>
               <w:rPr>
                 <w:rFonts w:ascii="Arial" w:eastAsia="Arial" w:hAnsi="Arial" w:cs="Times New Roman"/>
@@ -42670,7 +40762,6 @@
               </w:rPr>
               <w:t>Кол-во</w:t>
             </w:r>
-            <w:proofErr w:type="spellEnd"/>
           </w:p>
         </w:tc>
         <w:tc>
@@ -42738,7 +40829,6 @@
                 <w:sz w:val="16"/>
               </w:rPr>
             </w:pPr>
-            <w:proofErr w:type="spellStart"/>
             <w:r>
               <w:rPr>
                 <w:rFonts w:ascii="Arial" w:eastAsia="Arial" w:hAnsi="Arial" w:cs="Times New Roman"/>
@@ -42746,29 +40836,8 @@
                 <w:color w:val="000000" w:themeColor="text1"/>
                 <w:sz w:val="13"/>
               </w:rPr>
-              <w:t>Размещение</w:t>
-            </w:r>
-            <w:proofErr w:type="spellEnd"/>
-            <w:r>
-              <w:rPr>
-                <w:rFonts w:ascii="Arial" w:eastAsia="Arial" w:hAnsi="Arial" w:cs="Times New Roman"/>
-                <w:b/>
-                <w:color w:val="000000" w:themeColor="text1"/>
-                <w:sz w:val="13"/>
-              </w:rPr>
-              <w:t xml:space="preserve"> / </w:t>
-            </w:r>
-            <w:proofErr w:type="spellStart"/>
-            <w:r>
-              <w:rPr>
-                <w:rFonts w:ascii="Arial" w:eastAsia="Arial" w:hAnsi="Arial" w:cs="Times New Roman"/>
-                <w:b/>
-                <w:color w:val="000000" w:themeColor="text1"/>
-                <w:sz w:val="13"/>
-              </w:rPr>
-              <w:t>назначение</w:t>
-            </w:r>
-            <w:proofErr w:type="spellEnd"/>
+              <w:t>Размещение / назначение</w:t>
+            </w:r>
           </w:p>
         </w:tc>
       </w:tr>
@@ -43131,77 +41200,13 @@
                 <w:sz w:val="16"/>
               </w:rPr>
             </w:pPr>
-            <w:proofErr w:type="spellStart"/>
             <w:r>
               <w:rPr>
                 <w:rFonts w:ascii="Arial" w:eastAsia="Arial" w:hAnsi="Arial" w:cs="Times New Roman"/>
                 <w:color w:val="000000" w:themeColor="text1"/>
                 <w:sz w:val="13"/>
               </w:rPr>
-              <w:t>Серверная</w:t>
-            </w:r>
-            <w:proofErr w:type="spellEnd"/>
-            <w:r>
-              <w:rPr>
-                <w:rFonts w:ascii="Arial" w:eastAsia="Arial" w:hAnsi="Arial" w:cs="Times New Roman"/>
-                <w:color w:val="000000" w:themeColor="text1"/>
-                <w:sz w:val="13"/>
-              </w:rPr>
-              <w:t xml:space="preserve">; </w:t>
-            </w:r>
-            <w:proofErr w:type="spellStart"/>
-            <w:r>
-              <w:rPr>
-                <w:rFonts w:ascii="Arial" w:eastAsia="Arial" w:hAnsi="Arial" w:cs="Times New Roman"/>
-                <w:color w:val="000000" w:themeColor="text1"/>
-                <w:sz w:val="13"/>
-              </w:rPr>
-              <w:t>защищённое</w:t>
-            </w:r>
-            <w:proofErr w:type="spellEnd"/>
-            <w:r>
-              <w:rPr>
-                <w:rFonts w:ascii="Arial" w:eastAsia="Arial" w:hAnsi="Arial" w:cs="Times New Roman"/>
-                <w:color w:val="000000" w:themeColor="text1"/>
-                <w:sz w:val="13"/>
-              </w:rPr>
-              <w:t xml:space="preserve"> </w:t>
-            </w:r>
-            <w:proofErr w:type="spellStart"/>
-            <w:r>
-              <w:rPr>
-                <w:rFonts w:ascii="Arial" w:eastAsia="Arial" w:hAnsi="Arial" w:cs="Times New Roman"/>
-                <w:color w:val="000000" w:themeColor="text1"/>
-                <w:sz w:val="13"/>
-              </w:rPr>
-              <w:t>рабочее</w:t>
-            </w:r>
-            <w:proofErr w:type="spellEnd"/>
-            <w:r>
-              <w:rPr>
-                <w:rFonts w:ascii="Arial" w:eastAsia="Arial" w:hAnsi="Arial" w:cs="Times New Roman"/>
-                <w:color w:val="000000" w:themeColor="text1"/>
-                <w:sz w:val="13"/>
-              </w:rPr>
-              <w:t xml:space="preserve"> </w:t>
-            </w:r>
-            <w:proofErr w:type="spellStart"/>
-            <w:r>
-              <w:rPr>
-                <w:rFonts w:ascii="Arial" w:eastAsia="Arial" w:hAnsi="Arial" w:cs="Times New Roman"/>
-                <w:color w:val="000000" w:themeColor="text1"/>
-                <w:sz w:val="13"/>
-              </w:rPr>
-              <w:t>место</w:t>
-            </w:r>
-            <w:proofErr w:type="spellEnd"/>
-            <w:r>
-              <w:rPr>
-                <w:rFonts w:ascii="Arial" w:eastAsia="Arial" w:hAnsi="Arial" w:cs="Times New Roman"/>
-                <w:color w:val="000000" w:themeColor="text1"/>
-                <w:sz w:val="13"/>
-              </w:rPr>
-              <w:t>.</w:t>
+              <w:t>Серверная; защищённое рабочее место.</w:t>
             </w:r>
           </w:p>
         </w:tc>
@@ -43350,77 +41355,13 @@
                 <w:sz w:val="16"/>
               </w:rPr>
             </w:pPr>
-            <w:proofErr w:type="spellStart"/>
             <w:r>
               <w:rPr>
                 <w:rFonts w:ascii="Arial" w:eastAsia="Arial" w:hAnsi="Arial" w:cs="Times New Roman"/>
                 <w:color w:val="000000" w:themeColor="text1"/>
                 <w:sz w:val="13"/>
               </w:rPr>
-              <w:t>Серверная</w:t>
-            </w:r>
-            <w:proofErr w:type="spellEnd"/>
-            <w:r>
-              <w:rPr>
-                <w:rFonts w:ascii="Arial" w:eastAsia="Arial" w:hAnsi="Arial" w:cs="Times New Roman"/>
-                <w:color w:val="000000" w:themeColor="text1"/>
-                <w:sz w:val="13"/>
-              </w:rPr>
-              <w:t xml:space="preserve">; </w:t>
-            </w:r>
-            <w:proofErr w:type="spellStart"/>
-            <w:r>
-              <w:rPr>
-                <w:rFonts w:ascii="Arial" w:eastAsia="Arial" w:hAnsi="Arial" w:cs="Times New Roman"/>
-                <w:color w:val="000000" w:themeColor="text1"/>
-                <w:sz w:val="13"/>
-              </w:rPr>
-              <w:t>проверка</w:t>
-            </w:r>
-            <w:proofErr w:type="spellEnd"/>
-            <w:r>
-              <w:rPr>
-                <w:rFonts w:ascii="Arial" w:eastAsia="Arial" w:hAnsi="Arial" w:cs="Times New Roman"/>
-                <w:color w:val="000000" w:themeColor="text1"/>
-                <w:sz w:val="13"/>
-              </w:rPr>
-              <w:t xml:space="preserve"> </w:t>
-            </w:r>
-            <w:proofErr w:type="spellStart"/>
-            <w:r>
-              <w:rPr>
-                <w:rFonts w:ascii="Arial" w:eastAsia="Arial" w:hAnsi="Arial" w:cs="Times New Roman"/>
-                <w:color w:val="000000" w:themeColor="text1"/>
-                <w:sz w:val="13"/>
-              </w:rPr>
-              <w:t>съёмных</w:t>
-            </w:r>
-            <w:proofErr w:type="spellEnd"/>
-            <w:r>
-              <w:rPr>
-                <w:rFonts w:ascii="Arial" w:eastAsia="Arial" w:hAnsi="Arial" w:cs="Times New Roman"/>
-                <w:color w:val="000000" w:themeColor="text1"/>
-                <w:sz w:val="13"/>
-              </w:rPr>
-              <w:t xml:space="preserve"> </w:t>
-            </w:r>
-            <w:proofErr w:type="spellStart"/>
-            <w:r>
-              <w:rPr>
-                <w:rFonts w:ascii="Arial" w:eastAsia="Arial" w:hAnsi="Arial" w:cs="Times New Roman"/>
-                <w:color w:val="000000" w:themeColor="text1"/>
-                <w:sz w:val="13"/>
-              </w:rPr>
-              <w:t>носителей</w:t>
-            </w:r>
-            <w:proofErr w:type="spellEnd"/>
-            <w:r>
-              <w:rPr>
-                <w:rFonts w:ascii="Arial" w:eastAsia="Arial" w:hAnsi="Arial" w:cs="Times New Roman"/>
-                <w:color w:val="000000" w:themeColor="text1"/>
-                <w:sz w:val="13"/>
-              </w:rPr>
-              <w:t>.</w:t>
+              <w:t>Серверная; проверка съёмных носителей.</w:t>
             </w:r>
           </w:p>
         </w:tc>
@@ -43457,23 +41398,13 @@
                 <w:lang w:val="ru-RU"/>
               </w:rPr>
             </w:pPr>
-            <w:proofErr w:type="spellStart"/>
             <w:r>
               <w:rPr>
                 <w:rFonts w:ascii="Arial" w:eastAsia="Arial" w:hAnsi="Arial" w:cs="Times New Roman"/>
                 <w:color w:val="000000" w:themeColor="text1"/>
                 <w:sz w:val="13"/>
               </w:rPr>
-              <w:t>Сервер</w:t>
-            </w:r>
-            <w:proofErr w:type="spellEnd"/>
-            <w:r>
-              <w:rPr>
-                <w:rFonts w:ascii="Arial" w:eastAsia="Arial" w:hAnsi="Arial" w:cs="Times New Roman"/>
-                <w:color w:val="000000" w:themeColor="text1"/>
-                <w:sz w:val="13"/>
-              </w:rPr>
-              <w:t xml:space="preserve"> GIZ-SRV-01</w:t>
+              <w:t>Сервер GIZ-SRV-01</w:t>
             </w:r>
           </w:p>
         </w:tc>
@@ -43595,77 +41526,13 @@
                 <w:sz w:val="16"/>
               </w:rPr>
             </w:pPr>
-            <w:proofErr w:type="spellStart"/>
             <w:r>
               <w:rPr>
                 <w:rFonts w:ascii="Arial" w:eastAsia="Arial" w:hAnsi="Arial" w:cs="Times New Roman"/>
                 <w:color w:val="000000" w:themeColor="text1"/>
                 <w:sz w:val="13"/>
               </w:rPr>
-              <w:t>Серверная</w:t>
-            </w:r>
-            <w:proofErr w:type="spellEnd"/>
-            <w:r>
-              <w:rPr>
-                <w:rFonts w:ascii="Arial" w:eastAsia="Arial" w:hAnsi="Arial" w:cs="Times New Roman"/>
-                <w:color w:val="000000" w:themeColor="text1"/>
-                <w:sz w:val="13"/>
-              </w:rPr>
-              <w:t xml:space="preserve">; </w:t>
-            </w:r>
-            <w:proofErr w:type="spellStart"/>
-            <w:r>
-              <w:rPr>
-                <w:rFonts w:ascii="Arial" w:eastAsia="Arial" w:hAnsi="Arial" w:cs="Times New Roman"/>
-                <w:color w:val="000000" w:themeColor="text1"/>
-                <w:sz w:val="13"/>
-              </w:rPr>
-              <w:t>хранение</w:t>
-            </w:r>
-            <w:proofErr w:type="spellEnd"/>
-            <w:r>
-              <w:rPr>
-                <w:rFonts w:ascii="Arial" w:eastAsia="Arial" w:hAnsi="Arial" w:cs="Times New Roman"/>
-                <w:color w:val="000000" w:themeColor="text1"/>
-                <w:sz w:val="13"/>
-              </w:rPr>
-              <w:t xml:space="preserve"> </w:t>
-            </w:r>
-            <w:proofErr w:type="spellStart"/>
-            <w:r>
-              <w:rPr>
-                <w:rFonts w:ascii="Arial" w:eastAsia="Arial" w:hAnsi="Arial" w:cs="Times New Roman"/>
-                <w:color w:val="000000" w:themeColor="text1"/>
-                <w:sz w:val="13"/>
-              </w:rPr>
-              <w:t>рабочих</w:t>
-            </w:r>
-            <w:proofErr w:type="spellEnd"/>
-            <w:r>
-              <w:rPr>
-                <w:rFonts w:ascii="Arial" w:eastAsia="Arial" w:hAnsi="Arial" w:cs="Times New Roman"/>
-                <w:color w:val="000000" w:themeColor="text1"/>
-                <w:sz w:val="13"/>
-              </w:rPr>
-              <w:t xml:space="preserve"> </w:t>
-            </w:r>
-            <w:proofErr w:type="spellStart"/>
-            <w:r>
-              <w:rPr>
-                <w:rFonts w:ascii="Arial" w:eastAsia="Arial" w:hAnsi="Arial" w:cs="Times New Roman"/>
-                <w:color w:val="000000" w:themeColor="text1"/>
-                <w:sz w:val="13"/>
-              </w:rPr>
-              <w:t>файлов</w:t>
-            </w:r>
-            <w:proofErr w:type="spellEnd"/>
-            <w:r>
-              <w:rPr>
-                <w:rFonts w:ascii="Arial" w:eastAsia="Arial" w:hAnsi="Arial" w:cs="Times New Roman"/>
-                <w:color w:val="000000" w:themeColor="text1"/>
-                <w:sz w:val="13"/>
-              </w:rPr>
-              <w:t>.</w:t>
+              <w:t>Серверная; хранение рабочих файлов.</w:t>
             </w:r>
           </w:p>
         </w:tc>
@@ -44097,77 +41964,13 @@
                 <w:sz w:val="16"/>
               </w:rPr>
             </w:pPr>
-            <w:proofErr w:type="spellStart"/>
             <w:r>
               <w:rPr>
                 <w:rFonts w:ascii="Arial" w:eastAsia="Arial" w:hAnsi="Arial" w:cs="Times New Roman"/>
                 <w:color w:val="000000" w:themeColor="text1"/>
                 <w:sz w:val="13"/>
               </w:rPr>
-              <w:t>Серверная</w:t>
-            </w:r>
-            <w:proofErr w:type="spellEnd"/>
-            <w:r>
-              <w:rPr>
-                <w:rFonts w:ascii="Arial" w:eastAsia="Arial" w:hAnsi="Arial" w:cs="Times New Roman"/>
-                <w:color w:val="000000" w:themeColor="text1"/>
-                <w:sz w:val="13"/>
-              </w:rPr>
-              <w:t xml:space="preserve">; </w:t>
-            </w:r>
-            <w:proofErr w:type="spellStart"/>
-            <w:r>
-              <w:rPr>
-                <w:rFonts w:ascii="Arial" w:eastAsia="Arial" w:hAnsi="Arial" w:cs="Times New Roman"/>
-                <w:color w:val="000000" w:themeColor="text1"/>
-                <w:sz w:val="13"/>
-              </w:rPr>
-              <w:t>маршрутизация</w:t>
-            </w:r>
-            <w:proofErr w:type="spellEnd"/>
-            <w:r>
-              <w:rPr>
-                <w:rFonts w:ascii="Arial" w:eastAsia="Arial" w:hAnsi="Arial" w:cs="Times New Roman"/>
-                <w:color w:val="000000" w:themeColor="text1"/>
-                <w:sz w:val="13"/>
-              </w:rPr>
-              <w:t xml:space="preserve"> </w:t>
-            </w:r>
-            <w:proofErr w:type="spellStart"/>
-            <w:r>
-              <w:rPr>
-                <w:rFonts w:ascii="Arial" w:eastAsia="Arial" w:hAnsi="Arial" w:cs="Times New Roman"/>
-                <w:color w:val="000000" w:themeColor="text1"/>
-                <w:sz w:val="13"/>
-              </w:rPr>
-              <w:t>общего</w:t>
-            </w:r>
-            <w:proofErr w:type="spellEnd"/>
-            <w:r>
-              <w:rPr>
-                <w:rFonts w:ascii="Arial" w:eastAsia="Arial" w:hAnsi="Arial" w:cs="Times New Roman"/>
-                <w:color w:val="000000" w:themeColor="text1"/>
-                <w:sz w:val="13"/>
-              </w:rPr>
-              <w:t xml:space="preserve"> </w:t>
-            </w:r>
-            <w:proofErr w:type="spellStart"/>
-            <w:r>
-              <w:rPr>
-                <w:rFonts w:ascii="Arial" w:eastAsia="Arial" w:hAnsi="Arial" w:cs="Times New Roman"/>
-                <w:color w:val="000000" w:themeColor="text1"/>
-                <w:sz w:val="13"/>
-              </w:rPr>
-              <w:t>контура</w:t>
-            </w:r>
-            <w:proofErr w:type="spellEnd"/>
-            <w:r>
-              <w:rPr>
-                <w:rFonts w:ascii="Arial" w:eastAsia="Arial" w:hAnsi="Arial" w:cs="Times New Roman"/>
-                <w:color w:val="000000" w:themeColor="text1"/>
-                <w:sz w:val="13"/>
-              </w:rPr>
-              <w:t>.</w:t>
+              <w:t>Серверная; маршрутизация общего контура.</w:t>
             </w:r>
           </w:p>
         </w:tc>
@@ -44315,77 +42118,13 @@
                 <w:sz w:val="16"/>
               </w:rPr>
             </w:pPr>
-            <w:proofErr w:type="spellStart"/>
             <w:r>
               <w:rPr>
                 <w:rFonts w:ascii="Arial" w:eastAsia="Arial" w:hAnsi="Arial" w:cs="Times New Roman"/>
                 <w:color w:val="000000" w:themeColor="text1"/>
                 <w:sz w:val="13"/>
               </w:rPr>
-              <w:t>Серверная</w:t>
-            </w:r>
-            <w:proofErr w:type="spellEnd"/>
-            <w:r>
-              <w:rPr>
-                <w:rFonts w:ascii="Arial" w:eastAsia="Arial" w:hAnsi="Arial" w:cs="Times New Roman"/>
-                <w:color w:val="000000" w:themeColor="text1"/>
-                <w:sz w:val="13"/>
-              </w:rPr>
-              <w:t xml:space="preserve">; </w:t>
-            </w:r>
-            <w:proofErr w:type="spellStart"/>
-            <w:r>
-              <w:rPr>
-                <w:rFonts w:ascii="Arial" w:eastAsia="Arial" w:hAnsi="Arial" w:cs="Times New Roman"/>
-                <w:color w:val="000000" w:themeColor="text1"/>
-                <w:sz w:val="13"/>
-              </w:rPr>
-              <w:t>кратковременное</w:t>
-            </w:r>
-            <w:proofErr w:type="spellEnd"/>
-            <w:r>
-              <w:rPr>
-                <w:rFonts w:ascii="Arial" w:eastAsia="Arial" w:hAnsi="Arial" w:cs="Times New Roman"/>
-                <w:color w:val="000000" w:themeColor="text1"/>
-                <w:sz w:val="13"/>
-              </w:rPr>
-              <w:t xml:space="preserve"> </w:t>
-            </w:r>
-            <w:proofErr w:type="spellStart"/>
-            <w:r>
-              <w:rPr>
-                <w:rFonts w:ascii="Arial" w:eastAsia="Arial" w:hAnsi="Arial" w:cs="Times New Roman"/>
-                <w:color w:val="000000" w:themeColor="text1"/>
-                <w:sz w:val="13"/>
-              </w:rPr>
-              <w:t>питание</w:t>
-            </w:r>
-            <w:proofErr w:type="spellEnd"/>
-            <w:r>
-              <w:rPr>
-                <w:rFonts w:ascii="Arial" w:eastAsia="Arial" w:hAnsi="Arial" w:cs="Times New Roman"/>
-                <w:color w:val="000000" w:themeColor="text1"/>
-                <w:sz w:val="13"/>
-              </w:rPr>
-              <w:t xml:space="preserve"> </w:t>
-            </w:r>
-            <w:proofErr w:type="spellStart"/>
-            <w:r>
-              <w:rPr>
-                <w:rFonts w:ascii="Arial" w:eastAsia="Arial" w:hAnsi="Arial" w:cs="Times New Roman"/>
-                <w:color w:val="000000" w:themeColor="text1"/>
-                <w:sz w:val="13"/>
-              </w:rPr>
-              <w:t>оборудования</w:t>
-            </w:r>
-            <w:proofErr w:type="spellEnd"/>
-            <w:r>
-              <w:rPr>
-                <w:rFonts w:ascii="Arial" w:eastAsia="Arial" w:hAnsi="Arial" w:cs="Times New Roman"/>
-                <w:color w:val="000000" w:themeColor="text1"/>
-                <w:sz w:val="13"/>
-              </w:rPr>
-              <w:t>.</w:t>
+              <w:t>Серверная; кратковременное питание оборудования.</w:t>
             </w:r>
           </w:p>
         </w:tc>
@@ -44575,7 +42314,6 @@
                 <w:sz w:val="16"/>
               </w:rPr>
             </w:pPr>
-            <w:proofErr w:type="spellStart"/>
             <w:r>
               <w:rPr>
                 <w:rFonts w:ascii="Arial" w:eastAsia="Arial" w:hAnsi="Arial" w:cs="Times New Roman"/>
@@ -44585,7 +42323,6 @@
               </w:rPr>
               <w:t>Параметр</w:t>
             </w:r>
-            <w:proofErr w:type="spellEnd"/>
           </w:p>
         </w:tc>
         <w:tc>
@@ -44615,7 +42352,6 @@
                 <w:sz w:val="16"/>
               </w:rPr>
             </w:pPr>
-            <w:proofErr w:type="spellStart"/>
             <w:r>
               <w:rPr>
                 <w:rFonts w:ascii="Arial" w:eastAsia="Arial" w:hAnsi="Arial" w:cs="Times New Roman"/>
@@ -44625,7 +42361,6 @@
               </w:rPr>
               <w:t>Сведения</w:t>
             </w:r>
-            <w:proofErr w:type="spellEnd"/>
           </w:p>
         </w:tc>
       </w:tr>
@@ -44660,34 +42395,14 @@
                 <w:sz w:val="16"/>
               </w:rPr>
             </w:pPr>
-            <w:proofErr w:type="spellStart"/>
             <w:r>
               <w:rPr>
                 <w:rFonts w:ascii="Arial" w:eastAsia="Arial" w:hAnsi="Arial" w:cs="Times New Roman"/>
                 <w:color w:val="000000" w:themeColor="text1"/>
                 <w:sz w:val="16"/>
               </w:rPr>
-              <w:t>Назначение</w:t>
-            </w:r>
-            <w:proofErr w:type="spellEnd"/>
-            <w:r>
-              <w:rPr>
-                <w:rFonts w:ascii="Arial" w:eastAsia="Arial" w:hAnsi="Arial" w:cs="Times New Roman"/>
-                <w:color w:val="000000" w:themeColor="text1"/>
-                <w:sz w:val="16"/>
-              </w:rPr>
-              <w:t xml:space="preserve"> </w:t>
-            </w:r>
-            <w:proofErr w:type="spellStart"/>
-            <w:r>
-              <w:rPr>
-                <w:rFonts w:ascii="Arial" w:eastAsia="Arial" w:hAnsi="Arial" w:cs="Times New Roman"/>
-                <w:color w:val="000000" w:themeColor="text1"/>
-                <w:sz w:val="16"/>
-              </w:rPr>
-              <w:t>помещения</w:t>
-            </w:r>
-            <w:proofErr w:type="spellEnd"/>
+              <w:t>Назначение помещения</w:t>
+            </w:r>
           </w:p>
         </w:tc>
         <w:tc>
@@ -44761,7 +42476,6 @@
                 <w:sz w:val="16"/>
               </w:rPr>
             </w:pPr>
-            <w:proofErr w:type="spellStart"/>
             <w:r>
               <w:rPr>
                 <w:rFonts w:ascii="Arial" w:eastAsia="Arial" w:hAnsi="Arial" w:cs="Times New Roman"/>
@@ -44770,7 +42484,6 @@
               </w:rPr>
               <w:t>Местоположение</w:t>
             </w:r>
-            <w:proofErr w:type="spellEnd"/>
           </w:p>
         </w:tc>
         <w:tc>
@@ -44810,41 +42523,13 @@
               </w:rPr>
               <w:t xml:space="preserve">344000, г. Ростов-на-Дону, ул. </w:t>
             </w:r>
-            <w:proofErr w:type="spellStart"/>
             <w:r>
               <w:rPr>
                 <w:rFonts w:ascii="Arial" w:eastAsia="Arial" w:hAnsi="Arial" w:cs="Times New Roman"/>
                 <w:color w:val="000000" w:themeColor="text1"/>
                 <w:sz w:val="16"/>
               </w:rPr>
-              <w:t>Обороны</w:t>
-            </w:r>
-            <w:proofErr w:type="spellEnd"/>
-            <w:r>
-              <w:rPr>
-                <w:rFonts w:ascii="Arial" w:eastAsia="Arial" w:hAnsi="Arial" w:cs="Times New Roman"/>
-                <w:color w:val="000000" w:themeColor="text1"/>
-                <w:sz w:val="16"/>
-              </w:rPr>
-              <w:t xml:space="preserve">, д. 89, </w:t>
-            </w:r>
-            <w:proofErr w:type="spellStart"/>
-            <w:r>
-              <w:rPr>
-                <w:rFonts w:ascii="Arial" w:eastAsia="Arial" w:hAnsi="Arial" w:cs="Times New Roman"/>
-                <w:color w:val="000000" w:themeColor="text1"/>
-                <w:sz w:val="16"/>
-              </w:rPr>
-              <w:t>офис</w:t>
-            </w:r>
-            <w:proofErr w:type="spellEnd"/>
-            <w:r>
-              <w:rPr>
-                <w:rFonts w:ascii="Arial" w:eastAsia="Arial" w:hAnsi="Arial" w:cs="Times New Roman"/>
-                <w:color w:val="000000" w:themeColor="text1"/>
-                <w:sz w:val="16"/>
-              </w:rPr>
-              <w:t xml:space="preserve"> 210</w:t>
+              <w:t>Обороны, д. 89, офис 210</w:t>
             </w:r>
           </w:p>
         </w:tc>
@@ -44880,34 +42565,14 @@
                 <w:sz w:val="16"/>
               </w:rPr>
             </w:pPr>
-            <w:proofErr w:type="spellStart"/>
             <w:r>
               <w:rPr>
                 <w:rFonts w:ascii="Arial" w:eastAsia="Arial" w:hAnsi="Arial" w:cs="Times New Roman"/>
                 <w:color w:val="000000" w:themeColor="text1"/>
                 <w:sz w:val="16"/>
               </w:rPr>
-              <w:t>Размеры</w:t>
-            </w:r>
-            <w:proofErr w:type="spellEnd"/>
-            <w:r>
-              <w:rPr>
-                <w:rFonts w:ascii="Arial" w:eastAsia="Arial" w:hAnsi="Arial" w:cs="Times New Roman"/>
-                <w:color w:val="000000" w:themeColor="text1"/>
-                <w:sz w:val="16"/>
-              </w:rPr>
-              <w:t xml:space="preserve"> / </w:t>
-            </w:r>
-            <w:proofErr w:type="spellStart"/>
-            <w:r>
-              <w:rPr>
-                <w:rFonts w:ascii="Arial" w:eastAsia="Arial" w:hAnsi="Arial" w:cs="Times New Roman"/>
-                <w:color w:val="000000" w:themeColor="text1"/>
-                <w:sz w:val="16"/>
-              </w:rPr>
-              <w:t>площадь</w:t>
-            </w:r>
-            <w:proofErr w:type="spellEnd"/>
+              <w:t>Размеры / площадь</w:t>
+            </w:r>
           </w:p>
         </w:tc>
         <w:tc>
@@ -44960,43 +42625,7 @@
                 <w:color w:val="000000" w:themeColor="text1"/>
                 <w:sz w:val="16"/>
               </w:rPr>
-              <w:t xml:space="preserve"> × 4,10 м; </w:t>
-            </w:r>
-            <w:proofErr w:type="spellStart"/>
-            <w:r>
-              <w:rPr>
-                <w:rFonts w:ascii="Arial" w:eastAsia="Arial" w:hAnsi="Arial" w:cs="Times New Roman"/>
-                <w:color w:val="000000" w:themeColor="text1"/>
-                <w:sz w:val="16"/>
-              </w:rPr>
-              <w:t>расчётная</w:t>
-            </w:r>
-            <w:proofErr w:type="spellEnd"/>
-            <w:r>
-              <w:rPr>
-                <w:rFonts w:ascii="Arial" w:eastAsia="Arial" w:hAnsi="Arial" w:cs="Times New Roman"/>
-                <w:color w:val="000000" w:themeColor="text1"/>
-                <w:sz w:val="16"/>
-              </w:rPr>
-              <w:t xml:space="preserve"> </w:t>
-            </w:r>
-            <w:proofErr w:type="spellStart"/>
-            <w:r>
-              <w:rPr>
-                <w:rFonts w:ascii="Arial" w:eastAsia="Arial" w:hAnsi="Arial" w:cs="Times New Roman"/>
-                <w:color w:val="000000" w:themeColor="text1"/>
-                <w:sz w:val="16"/>
-              </w:rPr>
-              <w:t>площадь</w:t>
-            </w:r>
-            <w:proofErr w:type="spellEnd"/>
-            <w:r>
-              <w:rPr>
-                <w:rFonts w:ascii="Arial" w:eastAsia="Arial" w:hAnsi="Arial" w:cs="Times New Roman"/>
-                <w:color w:val="000000" w:themeColor="text1"/>
-                <w:sz w:val="16"/>
-              </w:rPr>
-              <w:t xml:space="preserve"> 1</w:t>
+              <w:t xml:space="preserve"> × 4,10 м; расчётная площадь 1</w:t>
             </w:r>
             <w:r>
               <w:rPr>
@@ -45049,7 +42678,6 @@
                 <w:sz w:val="16"/>
               </w:rPr>
             </w:pPr>
-            <w:proofErr w:type="spellStart"/>
             <w:r>
               <w:rPr>
                 <w:rFonts w:ascii="Arial" w:eastAsia="Arial" w:hAnsi="Arial" w:cs="Times New Roman"/>
@@ -45058,7 +42686,6 @@
               </w:rPr>
               <w:t>Вход</w:t>
             </w:r>
-            <w:proofErr w:type="spellEnd"/>
           </w:p>
         </w:tc>
         <w:tc>
@@ -45132,34 +42759,14 @@
                 <w:sz w:val="16"/>
               </w:rPr>
             </w:pPr>
-            <w:proofErr w:type="spellStart"/>
             <w:r>
               <w:rPr>
                 <w:rFonts w:ascii="Arial" w:eastAsia="Arial" w:hAnsi="Arial" w:cs="Times New Roman"/>
                 <w:color w:val="000000" w:themeColor="text1"/>
                 <w:sz w:val="16"/>
               </w:rPr>
-              <w:t>Постоянно</w:t>
-            </w:r>
-            <w:proofErr w:type="spellEnd"/>
-            <w:r>
-              <w:rPr>
-                <w:rFonts w:ascii="Arial" w:eastAsia="Arial" w:hAnsi="Arial" w:cs="Times New Roman"/>
-                <w:color w:val="000000" w:themeColor="text1"/>
-                <w:sz w:val="16"/>
-              </w:rPr>
-              <w:t xml:space="preserve"> </w:t>
-            </w:r>
-            <w:proofErr w:type="spellStart"/>
-            <w:r>
-              <w:rPr>
-                <w:rFonts w:ascii="Arial" w:eastAsia="Arial" w:hAnsi="Arial" w:cs="Times New Roman"/>
-                <w:color w:val="000000" w:themeColor="text1"/>
-                <w:sz w:val="16"/>
-              </w:rPr>
-              <w:t>работающие</w:t>
-            </w:r>
-            <w:proofErr w:type="spellEnd"/>
+              <w:t>Постоянно работающие</w:t>
+            </w:r>
           </w:p>
         </w:tc>
         <w:tc>
@@ -45233,7 +42840,6 @@
                 <w:sz w:val="16"/>
               </w:rPr>
             </w:pPr>
-            <w:proofErr w:type="spellStart"/>
             <w:r>
               <w:rPr>
                 <w:rFonts w:ascii="Arial" w:eastAsia="Arial" w:hAnsi="Arial" w:cs="Times New Roman"/>
@@ -45242,7 +42848,6 @@
               </w:rPr>
               <w:t>Оборудование</w:t>
             </w:r>
-            <w:proofErr w:type="spellEnd"/>
           </w:p>
         </w:tc>
         <w:tc>
@@ -46426,6 +44031,7 @@
   <w:style w:type="character" w:default="1" w:styleId="a2">
     <w:name w:val="Default Paragraph Font"/>
     <w:uiPriority w:val="1"/>
+    <w:semiHidden/>
     <w:unhideWhenUsed/>
   </w:style>
   <w:style w:type="table" w:default="1" w:styleId="a3">
